--- a/cv/cv.docx
+++ b/cv/cv.docx
@@ -7,13 +7,7 @@
         <w:pStyle w:val="Title"/>
       </w:pPr>
       <w:r>
-        <w:t xml:space="preserve">Shalom</w:t>
-      </w:r>
-      <w:r>
-        <w:t xml:space="preserve"> </w:t>
-      </w:r>
-      <w:r>
-        <w:t xml:space="preserve">Bhooshi</w:t>
+        <w:t xml:space="preserve">Shalom Bhooshi</w:t>
       </w:r>
     </w:p>
     <w:p>
@@ -26,7 +20,7 @@
       <w:r>
         <w:t xml:space="preserve"> </w:t>
       </w:r>
-      <w:hyperlink r:id="rId20">
+      <w:hyperlink r:id="rId9">
         <w:r>
           <w:rPr>
             <w:rStyle w:val="Hyperlink"/>
@@ -43,7 +37,7 @@
       <w:r>
         <w:t xml:space="preserve"> </w:t>
       </w:r>
-      <w:hyperlink r:id="rId21">
+      <w:hyperlink r:id="rId10">
         <w:r>
           <w:rPr>
             <w:rStyle w:val="Hyperlink"/>
@@ -52,34 +46,7 @@
         </w:r>
       </w:hyperlink>
       <w:r>
-        <w:t xml:space="preserve"> </w:t>
-      </w:r>
-      <w:r>
-        <w:t xml:space="preserve">◦</w:t>
-      </w:r>
-      <w:r>
-        <w:t xml:space="preserve"> </w:t>
-      </w:r>
-      <w:r>
-        <w:t xml:space="preserve">+421</w:t>
-      </w:r>
-      <w:r>
-        <w:t xml:space="preserve"> </w:t>
-      </w:r>
-      <w:r>
-        <w:t xml:space="preserve">948</w:t>
-      </w:r>
-      <w:r>
-        <w:t xml:space="preserve"> </w:t>
-      </w:r>
-      <w:r>
-        <w:t xml:space="preserve">140</w:t>
-      </w:r>
-      <w:r>
-        <w:t xml:space="preserve"> </w:t>
-      </w:r>
-      <w:r>
-        <w:t xml:space="preserve">290 </w:t>
+        <w:t xml:space="preserve"> </w:t>
       </w:r>
     </w:p>
     <w:p>
@@ -95,226 +62,16 @@
         <w:pStyle w:val="Abstract"/>
       </w:pPr>
       <w:r>
-        <w:t xml:space="preserve">An</w:t>
-      </w:r>
-      <w:r>
-        <w:t xml:space="preserve"> </w:t>
-      </w:r>
-      <w:r>
-        <w:t xml:space="preserve">experienced</w:t>
-      </w:r>
-      <w:r>
-        <w:t xml:space="preserve"> </w:t>
-      </w:r>
-      <w:r>
-        <w:t xml:space="preserve">Cloud</w:t>
-      </w:r>
-      <w:r>
-        <w:t xml:space="preserve"> </w:t>
-      </w:r>
-      <w:r>
-        <w:t xml:space="preserve">DevOps</w:t>
-      </w:r>
-      <w:r>
-        <w:t xml:space="preserve"> </w:t>
-      </w:r>
-      <w:r>
-        <w:t xml:space="preserve">engineer</w:t>
-      </w:r>
-      <w:r>
-        <w:t xml:space="preserve"> </w:t>
-      </w:r>
-      <w:r>
-        <w:t xml:space="preserve">with</w:t>
-      </w:r>
-      <w:r>
-        <w:t xml:space="preserve"> </w:t>
-      </w:r>
-      <w:r>
-        <w:t xml:space="preserve">a</w:t>
-      </w:r>
-      <w:r>
-        <w:t xml:space="preserve"> </w:t>
-      </w:r>
-      <w:r>
-        <w:t xml:space="preserve">background</w:t>
-      </w:r>
-      <w:r>
-        <w:t xml:space="preserve"> </w:t>
-      </w:r>
-      <w:r>
-        <w:t xml:space="preserve">in</w:t>
-      </w:r>
-      <w:r>
-        <w:t xml:space="preserve"> </w:t>
-      </w:r>
-      <w:r>
-        <w:t xml:space="preserve">platforms</w:t>
-      </w:r>
-      <w:r>
-        <w:t xml:space="preserve"> </w:t>
-      </w:r>
-      <w:r>
-        <w:t xml:space="preserve">&amp;</w:t>
-      </w:r>
-      <w:r>
-        <w:t xml:space="preserve"> </w:t>
-      </w:r>
-      <w:r>
-        <w:t xml:space="preserve">solutions</w:t>
-      </w:r>
-      <w:r>
-        <w:t xml:space="preserve"> </w:t>
-      </w:r>
-      <w:r>
-        <w:t xml:space="preserve">engineering.</w:t>
-      </w:r>
-      <w:r>
-        <w:t xml:space="preserve"> </w:t>
-      </w:r>
-      <w:r>
-        <w:t xml:space="preserve">Combining</w:t>
-      </w:r>
-      <w:r>
-        <w:t xml:space="preserve"> </w:t>
-      </w:r>
-      <w:r>
-        <w:t xml:space="preserve">20</w:t>
-      </w:r>
-      <w:r>
-        <w:t xml:space="preserve"> </w:t>
-      </w:r>
-      <w:r>
-        <w:t xml:space="preserve">years</w:t>
-      </w:r>
-      <w:r>
-        <w:t xml:space="preserve"> </w:t>
-      </w:r>
-      <w:r>
-        <w:t xml:space="preserve">experience</w:t>
-      </w:r>
-      <w:r>
-        <w:t xml:space="preserve"> </w:t>
-      </w:r>
-      <w:r>
-        <w:t xml:space="preserve">in</w:t>
-      </w:r>
-      <w:r>
-        <w:t xml:space="preserve"> </w:t>
-      </w:r>
-      <w:r>
-        <w:t xml:space="preserve">IT,</w:t>
-      </w:r>
-      <w:r>
-        <w:t xml:space="preserve"> </w:t>
-      </w:r>
-      <w:r>
-        <w:t xml:space="preserve">QA,</w:t>
-      </w:r>
-      <w:r>
-        <w:t xml:space="preserve"> </w:t>
-      </w:r>
-      <w:r>
-        <w:t xml:space="preserve">DevOps,</w:t>
-      </w:r>
-      <w:r>
-        <w:t xml:space="preserve"> </w:t>
-      </w:r>
-      <w:r>
-        <w:t xml:space="preserve">and</w:t>
-      </w:r>
-      <w:r>
-        <w:t xml:space="preserve"> </w:t>
-      </w:r>
-      <w:r>
-        <w:t xml:space="preserve">Cloud</w:t>
-      </w:r>
-      <w:r>
-        <w:t xml:space="preserve"> </w:t>
-      </w:r>
-      <w:r>
-        <w:t xml:space="preserve">engineering,</w:t>
-      </w:r>
-      <w:r>
-        <w:t xml:space="preserve"> </w:t>
-      </w:r>
-      <w:r>
-        <w:t xml:space="preserve">I</w:t>
-      </w:r>
-      <w:r>
-        <w:t xml:space="preserve"> </w:t>
-      </w:r>
-      <w:r>
-        <w:t xml:space="preserve">seek</w:t>
-      </w:r>
-      <w:r>
-        <w:t xml:space="preserve"> </w:t>
-      </w:r>
-      <w:r>
-        <w:t xml:space="preserve">to</w:t>
-      </w:r>
-      <w:r>
-        <w:t xml:space="preserve"> </w:t>
-      </w:r>
-      <w:r>
-        <w:t xml:space="preserve">apply</w:t>
-      </w:r>
-      <w:r>
-        <w:t xml:space="preserve"> </w:t>
-      </w:r>
-      <w:r>
-        <w:t xml:space="preserve">myself</w:t>
-      </w:r>
-      <w:r>
-        <w:t xml:space="preserve"> </w:t>
-      </w:r>
-      <w:r>
-        <w:t xml:space="preserve">in</w:t>
-      </w:r>
-      <w:r>
-        <w:t xml:space="preserve"> </w:t>
-      </w:r>
-      <w:r>
-        <w:t xml:space="preserve">a</w:t>
-      </w:r>
-      <w:r>
-        <w:t xml:space="preserve"> </w:t>
-      </w:r>
-      <w:r>
-        <w:t xml:space="preserve">similar</w:t>
-      </w:r>
-      <w:r>
-        <w:t xml:space="preserve"> </w:t>
-      </w:r>
-      <w:r>
-        <w:t xml:space="preserve">organization</w:t>
-      </w:r>
-      <w:r>
-        <w:t xml:space="preserve"> </w:t>
-      </w:r>
-      <w:r>
-        <w:t xml:space="preserve">enabling</w:t>
-      </w:r>
-      <w:r>
-        <w:t xml:space="preserve"> </w:t>
-      </w:r>
-      <w:r>
-        <w:t xml:space="preserve">business</w:t>
-      </w:r>
-      <w:r>
-        <w:t xml:space="preserve"> </w:t>
-      </w:r>
-      <w:r>
-        <w:t xml:space="preserve">successes.</w:t>
-      </w:r>
-    </w:p>
-    <w:bookmarkStart w:id="22" w:name="core-competencies"/>
+        <w:t xml:space="preserve">I build the platforms other engineers deploy on. After 20 years in infrastructure (test clouds at Citrix, OpenStack at Deutsche Telekom, AWS at Takeda) I have a firm view: speed and quality come together or not at all. Fast feedback is how you get quality. I like tools that are easy to learn, hard to misuse, and documented well enough that nobody has to ask me.</w:t>
+      </w:r>
+    </w:p>
+    <w:bookmarkStart w:id="11" w:name="what-i-do"/>
     <w:p>
       <w:pPr>
         <w:pStyle w:val="Heading3"/>
       </w:pPr>
       <w:r>
-        <w:t xml:space="preserve">Core Competencies</w:t>
+        <w:t xml:space="preserve">What I do</w:t>
       </w:r>
     </w:p>
     <w:p>
@@ -326,7 +83,14 @@
         </w:numPr>
       </w:pPr>
       <w:r>
-        <w:t xml:space="preserve">Solutions Engineering of Traditional and Cloud-Native applications on Private and Public Clouds</w:t>
+        <w:rPr>
+          <w:b/>
+          <w:bCs/>
+        </w:rPr>
+        <w:t xml:space="preserve">Platform engineering</w:t>
+      </w:r>
+      <w:r>
+        <w:t xml:space="preserve">: Terraform modules, pipelines and guard rails that product teams deploy on.</w:t>
       </w:r>
     </w:p>
     <w:p>
@@ -338,7 +102,14 @@
         </w:numPr>
       </w:pPr>
       <w:r>
-        <w:t xml:space="preserve">Practical DevOps expertise to facilitate Fast Flow and Continuous Delivery</w:t>
+        <w:rPr>
+          <w:b/>
+          <w:bCs/>
+        </w:rPr>
+        <w:t xml:space="preserve">Developer experience</w:t>
+      </w:r>
+      <w:r>
+        <w:t xml:space="preserve">: documentation and small tools, so engineers can get on with their own work.</w:t>
       </w:r>
     </w:p>
     <w:p>
@@ -350,11 +121,37 @@
         </w:numPr>
       </w:pPr>
       <w:r>
-        <w:t xml:space="preserve">Software Engineering code-centric approaches to Infrastructure and Technical Operations</w:t>
-      </w:r>
-    </w:p>
-    <w:bookmarkEnd w:id="22"/>
-    <w:bookmarkStart w:id="31" w:name="professional-experience"/>
+        <w:rPr>
+          <w:b/>
+          <w:bCs/>
+        </w:rPr>
+        <w:t xml:space="preserve">Security</w:t>
+      </w:r>
+      <w:r>
+        <w:t xml:space="preserve">: policy as code, secrets in Vault, and checks that run in the pipeline.</w:t>
+      </w:r>
+    </w:p>
+    <w:p>
+      <w:pPr>
+        <w:pStyle w:val="Compact"/>
+        <w:numPr>
+          <w:ilvl w:val="0"/>
+          <w:numId w:val="1001"/>
+        </w:numPr>
+      </w:pPr>
+      <w:r>
+        <w:rPr>
+          <w:b/>
+          <w:bCs/>
+        </w:rPr>
+        <w:t xml:space="preserve">Delivery</w:t>
+      </w:r>
+      <w:r>
+        <w:t xml:space="preserve">: small changes and short feedback loops. DevOps, Scrum and SAFe.</w:t>
+      </w:r>
+    </w:p>
+    <w:bookmarkEnd w:id="11"/>
+    <w:bookmarkStart w:id="20" w:name="professional-experience"/>
     <w:p>
       <w:pPr>
         <w:pStyle w:val="Heading3"/>
@@ -367,7 +164,7 @@
       <w:pPr>
         <w:pStyle w:val="FirstParagraph"/>
       </w:pPr>
-      <w:hyperlink r:id="rId23">
+      <w:hyperlink r:id="rId12">
         <w:r>
           <w:rPr>
             <w:rStyle w:val="Hyperlink"/>
@@ -394,7 +191,7 @@
       <w:pPr>
         <w:pStyle w:val="BodyText"/>
       </w:pPr>
-      <w:hyperlink r:id="rId23">
+      <w:hyperlink r:id="rId12">
         <w:r>
           <w:rPr>
             <w:rStyle w:val="Hyperlink"/>
@@ -406,13 +203,7 @@
         <w:t xml:space="preserve"> </w:t>
       </w:r>
       <w:r>
-        <w:t xml:space="preserve">enable Takeda’s aspiration of being the best data-driven biopharmaceutical company dedicated to</w:t>
-      </w:r>
-      <w:r>
-        <w:t xml:space="preserve"> </w:t>
-      </w:r>
-      <w:r>
-        <w:t xml:space="preserve">discovering and delivering life-altering treatments.</w:t>
+        <w:t xml:space="preserve">supports Takeda, a biopharmaceutical company, with data and digital technology.</w:t>
       </w:r>
     </w:p>
     <w:p>
@@ -420,7 +211,7 @@
         <w:pStyle w:val="DefinitionTerm"/>
       </w:pPr>
       <w:r>
-        <w:t xml:space="preserve">Apr 2025 → Present</w:t>
+        <w:t xml:space="preserve">Jun 2025 → Present</w:t>
       </w:r>
     </w:p>
     <w:p>
@@ -428,7 +219,7 @@
         <w:pStyle w:val="Definition"/>
       </w:pPr>
       <w:r>
-        <w:t xml:space="preserve">Cloud DevOps Lead Engineer, DevSecOps</w:t>
+        <w:t xml:space="preserve">Cloud DevOps Principal Engineer, Global Manufacturing - Data and Digital</w:t>
       </w:r>
     </w:p>
     <w:p>
@@ -448,172 +239,7 @@
         </w:numPr>
       </w:pPr>
       <w:r>
-        <w:t xml:space="preserve">Developing IdP and DevEx capabilities for the DevSecOps platform with</w:t>
-      </w:r>
-      <w:r>
-        <w:t xml:space="preserve"> </w:t>
-      </w:r>
-      <w:hyperlink r:id="rId24">
-        <w:r>
-          <w:rPr>
-            <w:rStyle w:val="Hyperlink"/>
-          </w:rPr>
-          <w:t xml:space="preserve">harness.io</w:t>
-        </w:r>
-      </w:hyperlink>
-    </w:p>
-    <w:p>
-      <w:pPr>
-        <w:pStyle w:val="Compact"/>
-        <w:numPr>
-          <w:ilvl w:val="0"/>
-          <w:numId w:val="1002"/>
-        </w:numPr>
-      </w:pPr>
-      <w:r>
-        <w:t xml:space="preserve">Consultancy to Takeda product teams around DevSecOps journeys,</w:t>
-      </w:r>
-      <w:r>
-        <w:t xml:space="preserve"> </w:t>
-      </w:r>
-      <w:r>
-        <w:t xml:space="preserve">application deployment and platform engineering workflows,</w:t>
-      </w:r>
-      <w:r>
-        <w:t xml:space="preserve"> </w:t>
-      </w:r>
-      <w:r>
-        <w:t xml:space="preserve">infrastructure and data orchestration.</w:t>
-      </w:r>
-    </w:p>
-    <w:p>
-      <w:pPr>
-        <w:pStyle w:val="Compact"/>
-        <w:numPr>
-          <w:ilvl w:val="0"/>
-          <w:numId w:val="1002"/>
-        </w:numPr>
-      </w:pPr>
-      <w:r>
-        <w:t xml:space="preserve">Working closely with users on</w:t>
-      </w:r>
-      <w:r>
-        <w:t xml:space="preserve"> </w:t>
-      </w:r>
-      <w:r>
-        <w:t xml:space="preserve">Project Setup and Onboarding,</w:t>
-      </w:r>
-      <w:r>
-        <w:t xml:space="preserve"> </w:t>
-      </w:r>
-      <w:r>
-        <w:t xml:space="preserve">DevSecOps Enablement,</w:t>
-      </w:r>
-      <w:r>
-        <w:t xml:space="preserve"> </w:t>
-      </w:r>
-      <w:r>
-        <w:t xml:space="preserve">Technical Support,</w:t>
-      </w:r>
-      <w:r>
-        <w:t xml:space="preserve"> </w:t>
-      </w:r>
-      <w:r>
-        <w:t xml:space="preserve">Feature Prioritization.</w:t>
-      </w:r>
-    </w:p>
-    <w:p>
-      <w:pPr>
-        <w:pStyle w:val="DefinitionTerm"/>
-      </w:pPr>
-      <w:r>
-        <w:t xml:space="preserve">Skills</w:t>
-      </w:r>
-    </w:p>
-    <w:p>
-      <w:pPr>
-        <w:pStyle w:val="Definition"/>
-      </w:pPr>
-      <w:r>
-        <w:t xml:space="preserve">SAFe/ScrumXP,</w:t>
-      </w:r>
-      <w:r>
-        <w:t xml:space="preserve"> </w:t>
-      </w:r>
-      <w:r>
-        <w:t xml:space="preserve">DevSecOps,</w:t>
-      </w:r>
-      <w:r>
-        <w:t xml:space="preserve"> </w:t>
-      </w:r>
-      <w:r>
-        <w:t xml:space="preserve">harness.io,</w:t>
-      </w:r>
-      <w:r>
-        <w:t xml:space="preserve"> </w:t>
-      </w:r>
-      <w:r>
-        <w:t xml:space="preserve">EKS/Kubernetes,</w:t>
-      </w:r>
-      <w:r>
-        <w:t xml:space="preserve"> </w:t>
-      </w:r>
-      <w:r>
-        <w:t xml:space="preserve">Docker,</w:t>
-      </w:r>
-      <w:r>
-        <w:t xml:space="preserve"> </w:t>
-      </w:r>
-      <w:r>
-        <w:t xml:space="preserve">Python,</w:t>
-      </w:r>
-      <w:r>
-        <w:t xml:space="preserve"> </w:t>
-      </w:r>
-      <w:r>
-        <w:t xml:space="preserve">Bash,</w:t>
-      </w:r>
-      <w:r>
-        <w:t xml:space="preserve"> </w:t>
-      </w:r>
-      <w:r>
-        <w:t xml:space="preserve">Terraform Cloud,</w:t>
-      </w:r>
-      <w:r>
-        <w:t xml:space="preserve"> </w:t>
-      </w:r>
-      <w:r>
-        <w:t xml:space="preserve">JFrog Artifactory,</w:t>
-      </w:r>
-      <w:r>
-        <w:t xml:space="preserve"> </w:t>
-      </w:r>
-      <w:r>
-        <w:t xml:space="preserve">Github Enterprise,</w:t>
-      </w:r>
-    </w:p>
-    <w:p>
-      <w:pPr>
-        <w:pStyle w:val="DefinitionTerm"/>
-      </w:pPr>
-      <w:r>
-        <w:t xml:space="preserve">Jun 2022 → Apr 2025</w:t>
-      </w:r>
-    </w:p>
-    <w:p>
-      <w:pPr>
-        <w:pStyle w:val="Definition"/>
-      </w:pPr>
-      <w:r>
-        <w:t xml:space="preserve">Cloud DevOps Lead Engineer, Cloud Solutions Engineering</w:t>
-      </w:r>
-    </w:p>
-    <w:p>
-      <w:pPr>
-        <w:pStyle w:val="DefinitionTerm"/>
-      </w:pPr>
-      <w:r>
-        <w:t xml:space="preserve">Responsibilities</w:t>
+        <w:t xml:space="preserve">Design the AWS platform that about 300 product teams use in Global Manufacturing &amp; Supply and Global Quality. It has over 160 modules. Environments that took weeks now take hours.</w:t>
       </w:r>
     </w:p>
     <w:p>
@@ -625,7 +251,7 @@
         </w:numPr>
       </w:pPr>
       <w:r>
-        <w:t xml:space="preserve">Lead in an Cloud DevOps Team focused on Solutions Engineering of Traditional and Cloud-Native workloads on the Takeda Enterprise Cloud (AWS).</w:t>
+        <w:t xml:space="preserve">Write Terraform Building Blocks, with automated checks on every pull request.</w:t>
       </w:r>
     </w:p>
     <w:p>
@@ -637,7 +263,7 @@
         </w:numPr>
       </w:pPr>
       <w:r>
-        <w:t xml:space="preserve">Alongside platform architecture – Designing and building white-glove cloud solutions for Takeda’s product teams within platform and regulatory guardrails.</w:t>
+        <w:t xml:space="preserve">Run policy-as-code checks (Sentinel) on 1,514 Terraform Cloud workspaces. Credentials live in HashiCorp Vault.</w:t>
       </w:r>
     </w:p>
     <w:p>
@@ -649,7 +275,7 @@
         </w:numPr>
       </w:pPr>
       <w:r>
-        <w:t xml:space="preserve">Engineering Infrastructure-as-Code capabilities – Terraform Building Blocks, Build/Release Automation, Cloud Standards and Governance, and DevSecOps practices.</w:t>
+        <w:t xml:space="preserve">Build CI/CD pipelines in GitHub Actions and Harness IDP/CD.</w:t>
       </w:r>
     </w:p>
     <w:p>
@@ -661,7 +287,52 @@
         </w:numPr>
       </w:pPr>
       <w:r>
-        <w:t xml:space="preserve">Hiring, Mentorship, Building cloud chapter capabilities, Within working groups improving Technical Agility, Trust &amp; Collaboration, Psychological Safety, etc.</w:t>
+        <w:t xml:space="preserve">Write small command-line tools (</w:t>
+      </w:r>
+      <w:r>
+        <w:rPr>
+          <w:rStyle w:val="VerbatimChar"/>
+        </w:rPr>
+        <w:t xml:space="preserve">ghostship</w:t>
+      </w:r>
+      <w:r>
+        <w:t xml:space="preserve">,</w:t>
+      </w:r>
+      <w:r>
+        <w:t xml:space="preserve"> </w:t>
+      </w:r>
+      <w:r>
+        <w:rPr>
+          <w:rStyle w:val="VerbatimChar"/>
+        </w:rPr>
+        <w:t xml:space="preserve">inji</w:t>
+      </w:r>
+      <w:r>
+        <w:t xml:space="preserve">,</w:t>
+      </w:r>
+      <w:r>
+        <w:t xml:space="preserve"> </w:t>
+      </w:r>
+      <w:r>
+        <w:rPr>
+          <w:rStyle w:val="VerbatimChar"/>
+        </w:rPr>
+        <w:t xml:space="preserve">octo</w:t>
+      </w:r>
+      <w:r>
+        <w:t xml:space="preserve">) and bring uv, mypy and ruff to our Python projects.</w:t>
+      </w:r>
+    </w:p>
+    <w:p>
+      <w:pPr>
+        <w:pStyle w:val="Compact"/>
+        <w:numPr>
+          <w:ilvl w:val="0"/>
+          <w:numId w:val="1003"/>
+        </w:numPr>
+      </w:pPr>
+      <w:r>
+        <w:t xml:space="preserve">Help DevOps teams with Takeda cloud patterns and platform workflows.</w:t>
       </w:r>
     </w:p>
     <w:p>
@@ -677,7 +348,148 @@
         <w:pStyle w:val="Definition"/>
       </w:pPr>
       <w:r>
-        <w:t xml:space="preserve">SAFe/Scrumban,</w:t>
+        <w:t xml:space="preserve">Terraform Cloud,</w:t>
+      </w:r>
+      <w:r>
+        <w:t xml:space="preserve"> </w:t>
+      </w:r>
+      <w:r>
+        <w:t xml:space="preserve">AWS (EKS),</w:t>
+      </w:r>
+      <w:r>
+        <w:t xml:space="preserve"> </w:t>
+      </w:r>
+      <w:r>
+        <w:t xml:space="preserve">Docker,</w:t>
+      </w:r>
+      <w:r>
+        <w:t xml:space="preserve"> </w:t>
+      </w:r>
+      <w:r>
+        <w:t xml:space="preserve">Harness,</w:t>
+      </w:r>
+      <w:r>
+        <w:t xml:space="preserve"> </w:t>
+      </w:r>
+      <w:r>
+        <w:t xml:space="preserve">GitHub Actions,</w:t>
+      </w:r>
+      <w:r>
+        <w:t xml:space="preserve"> </w:t>
+      </w:r>
+      <w:r>
+        <w:t xml:space="preserve">JFrog Artifactory,</w:t>
+      </w:r>
+      <w:r>
+        <w:t xml:space="preserve"> </w:t>
+      </w:r>
+      <w:r>
+        <w:t xml:space="preserve">HashiCorp Vault,</w:t>
+      </w:r>
+      <w:r>
+        <w:t xml:space="preserve"> </w:t>
+      </w:r>
+      <w:r>
+        <w:t xml:space="preserve">Sentinel,</w:t>
+      </w:r>
+      <w:r>
+        <w:t xml:space="preserve"> </w:t>
+      </w:r>
+      <w:r>
+        <w:t xml:space="preserve">Python (uv, mypy, ruff, pytest),</w:t>
+      </w:r>
+      <w:r>
+        <w:t xml:space="preserve"> </w:t>
+      </w:r>
+      <w:r>
+        <w:t xml:space="preserve">AI-assisted coding,</w:t>
+      </w:r>
+      <w:r>
+        <w:t xml:space="preserve"> </w:t>
+      </w:r>
+      <w:r>
+        <w:t xml:space="preserve">SAFe/Scrum</w:t>
+      </w:r>
+    </w:p>
+    <w:p>
+      <w:pPr>
+        <w:pStyle w:val="DefinitionTerm"/>
+      </w:pPr>
+      <w:r>
+        <w:t xml:space="preserve">Apr 2025 → Jun 2025</w:t>
+      </w:r>
+    </w:p>
+    <w:p>
+      <w:pPr>
+        <w:pStyle w:val="Definition"/>
+      </w:pPr>
+      <w:r>
+        <w:t xml:space="preserve">Cloud DevOps Lead Engineer, DevSecOps</w:t>
+      </w:r>
+    </w:p>
+    <w:p>
+      <w:pPr>
+        <w:pStyle w:val="DefinitionTerm"/>
+      </w:pPr>
+      <w:r>
+        <w:t xml:space="preserve">Responsibilities</w:t>
+      </w:r>
+    </w:p>
+    <w:p>
+      <w:pPr>
+        <w:pStyle w:val="Compact"/>
+        <w:numPr>
+          <w:ilvl w:val="0"/>
+          <w:numId w:val="1004"/>
+        </w:numPr>
+      </w:pPr>
+      <w:r>
+        <w:t xml:space="preserve">Built</w:t>
+      </w:r>
+      <w:r>
+        <w:t xml:space="preserve"> </w:t>
+      </w:r>
+      <w:hyperlink r:id="rId13">
+        <w:r>
+          <w:rPr>
+            <w:rStyle w:val="Hyperlink"/>
+          </w:rPr>
+          <w:t xml:space="preserve">harness.io</w:t>
+        </w:r>
+      </w:hyperlink>
+      <w:r>
+        <w:t xml:space="preserve"> </w:t>
+      </w:r>
+      <w:r>
+        <w:t xml:space="preserve">IDP/CD capabilities and PR validation for Terraform Building Blocks.</w:t>
+      </w:r>
+    </w:p>
+    <w:p>
+      <w:pPr>
+        <w:pStyle w:val="Compact"/>
+        <w:numPr>
+          <w:ilvl w:val="0"/>
+          <w:numId w:val="1005"/>
+        </w:numPr>
+      </w:pPr>
+      <w:r>
+        <w:t xml:space="preserve">Advised product teams on deployment, onboarding, DevSecOps practice and what to build first.</w:t>
+      </w:r>
+    </w:p>
+    <w:p>
+      <w:pPr>
+        <w:pStyle w:val="DefinitionTerm"/>
+      </w:pPr>
+      <w:r>
+        <w:t xml:space="preserve">Skills</w:t>
+      </w:r>
+    </w:p>
+    <w:p>
+      <w:pPr>
+        <w:pStyle w:val="Definition"/>
+      </w:pPr>
+      <w:r>
+        <w:t xml:space="preserve">SAFe/ScrumXP,</w:t>
       </w:r>
       <w:r>
         <w:t xml:space="preserve"> </w:t>
@@ -689,6 +501,148 @@
         <w:t xml:space="preserve"> </w:t>
       </w:r>
       <w:r>
+        <w:t xml:space="preserve">harness.io,</w:t>
+      </w:r>
+      <w:r>
+        <w:t xml:space="preserve"> </w:t>
+      </w:r>
+      <w:r>
+        <w:t xml:space="preserve">EKS/Kubernetes,</w:t>
+      </w:r>
+      <w:r>
+        <w:t xml:space="preserve"> </w:t>
+      </w:r>
+      <w:r>
+        <w:t xml:space="preserve">Docker,</w:t>
+      </w:r>
+      <w:r>
+        <w:t xml:space="preserve"> </w:t>
+      </w:r>
+      <w:r>
+        <w:t xml:space="preserve">Python,</w:t>
+      </w:r>
+      <w:r>
+        <w:t xml:space="preserve"> </w:t>
+      </w:r>
+      <w:r>
+        <w:t xml:space="preserve">Bash,</w:t>
+      </w:r>
+      <w:r>
+        <w:t xml:space="preserve"> </w:t>
+      </w:r>
+      <w:r>
+        <w:t xml:space="preserve">Terraform Cloud,</w:t>
+      </w:r>
+      <w:r>
+        <w:t xml:space="preserve"> </w:t>
+      </w:r>
+      <w:r>
+        <w:t xml:space="preserve">JFrog Artifactory,</w:t>
+      </w:r>
+      <w:r>
+        <w:t xml:space="preserve"> </w:t>
+      </w:r>
+      <w:r>
+        <w:t xml:space="preserve">Github Enterprise,</w:t>
+      </w:r>
+    </w:p>
+    <w:p>
+      <w:pPr>
+        <w:pStyle w:val="DefinitionTerm"/>
+      </w:pPr>
+      <w:r>
+        <w:t xml:space="preserve">Jun 2022 → Apr 2025</w:t>
+      </w:r>
+    </w:p>
+    <w:p>
+      <w:pPr>
+        <w:pStyle w:val="Definition"/>
+      </w:pPr>
+      <w:r>
+        <w:t xml:space="preserve">Cloud DevOps Lead Engineer, Cloud Solutions Engineering</w:t>
+      </w:r>
+    </w:p>
+    <w:p>
+      <w:pPr>
+        <w:pStyle w:val="DefinitionTerm"/>
+      </w:pPr>
+      <w:r>
+        <w:t xml:space="preserve">Responsibilities</w:t>
+      </w:r>
+    </w:p>
+    <w:p>
+      <w:pPr>
+        <w:pStyle w:val="Compact"/>
+        <w:numPr>
+          <w:ilvl w:val="0"/>
+          <w:numId w:val="1006"/>
+        </w:numPr>
+      </w:pPr>
+      <w:r>
+        <w:t xml:space="preserve">Built the Solution Build System and project build tools. Team onboarding dropped from weeks to days. About 300 product teams used them, for applications such as Veeva Vault, Benchling and BigID.</w:t>
+      </w:r>
+    </w:p>
+    <w:p>
+      <w:pPr>
+        <w:pStyle w:val="Compact"/>
+        <w:numPr>
+          <w:ilvl w:val="0"/>
+          <w:numId w:val="1007"/>
+        </w:numPr>
+      </w:pPr>
+      <w:r>
+        <w:t xml:space="preserve">Led the DevOps team that designed AWS solutions for product teams.</w:t>
+      </w:r>
+    </w:p>
+    <w:p>
+      <w:pPr>
+        <w:pStyle w:val="Compact"/>
+        <w:numPr>
+          <w:ilvl w:val="0"/>
+          <w:numId w:val="1007"/>
+        </w:numPr>
+      </w:pPr>
+      <w:r>
+        <w:t xml:space="preserve">Wrote Terraform Building Blocks, build and release pipelines, and cloud governance rules.</w:t>
+      </w:r>
+    </w:p>
+    <w:p>
+      <w:pPr>
+        <w:pStyle w:val="Compact"/>
+        <w:numPr>
+          <w:ilvl w:val="0"/>
+          <w:numId w:val="1007"/>
+        </w:numPr>
+      </w:pPr>
+      <w:r>
+        <w:t xml:space="preserve">Set up testing and quality gates for our code (pytest, ruff, mypy).</w:t>
+      </w:r>
+    </w:p>
+    <w:p>
+      <w:pPr>
+        <w:pStyle w:val="Compact"/>
+        <w:numPr>
+          <w:ilvl w:val="0"/>
+          <w:numId w:val="1007"/>
+        </w:numPr>
+      </w:pPr>
+      <w:r>
+        <w:t xml:space="preserve">Hired for the cloud chapter and mentored its engineers. I want people to feel safe to ask questions and admit mistakes.</w:t>
+      </w:r>
+    </w:p>
+    <w:p>
+      <w:pPr>
+        <w:pStyle w:val="DefinitionTerm"/>
+      </w:pPr>
+      <w:r>
+        <w:t xml:space="preserve">Skills</w:t>
+      </w:r>
+    </w:p>
+    <w:p>
+      <w:pPr>
+        <w:pStyle w:val="Definition"/>
+      </w:pPr>
+      <w:r>
         <w:t xml:space="preserve">Amazon AWS EC2/EKS/Serverless,</w:t>
       </w:r>
       <w:r>
@@ -701,7 +655,7 @@
         <w:t xml:space="preserve"> </w:t>
       </w:r>
       <w:r>
-        <w:t xml:space="preserve">IaC/Terraform,</w:t>
+        <w:t xml:space="preserve">Terraform Cloud,</w:t>
       </w:r>
       <w:r>
         <w:t xml:space="preserve"> </w:t>
@@ -725,19 +679,19 @@
         <w:t xml:space="preserve"> </w:t>
       </w:r>
       <w:r>
-        <w:t xml:space="preserve">Terraform Cloud,</w:t>
-      </w:r>
-      <w:r>
-        <w:t xml:space="preserve"> </w:t>
-      </w:r>
-      <w:r>
-        <w:t xml:space="preserve">Github, JFrog,</w:t>
-      </w:r>
-      <w:r>
-        <w:t xml:space="preserve"> </w:t>
-      </w:r>
-      <w:r>
-        <w:t xml:space="preserve">Jira</w:t>
+        <w:t xml:space="preserve">GitHub Actions,</w:t>
+      </w:r>
+      <w:r>
+        <w:t xml:space="preserve"> </w:t>
+      </w:r>
+      <w:r>
+        <w:t xml:space="preserve">JFrog Artifactory,</w:t>
+      </w:r>
+      <w:r>
+        <w:t xml:space="preserve"> </w:t>
+      </w:r>
+      <w:r>
+        <w:t xml:space="preserve">SAFe/Scrumban</w:t>
       </w:r>
     </w:p>
     <w:p>
@@ -751,7 +705,7 @@
       <w:pPr>
         <w:pStyle w:val="FirstParagraph"/>
       </w:pPr>
-      <w:hyperlink r:id="rId25">
+      <w:hyperlink r:id="rId14">
         <w:r>
           <w:rPr>
             <w:rStyle w:val="Hyperlink"/>
@@ -800,7 +754,7 @@
       <w:r>
         <w:t xml:space="preserve"> </w:t>
       </w:r>
-      <w:hyperlink r:id="rId26">
+      <w:hyperlink r:id="rId15">
         <w:r>
           <w:rPr>
             <w:rStyle w:val="Hyperlink"/>
@@ -830,13 +784,7 @@
         <w:t xml:space="preserve"> </w:t>
       </w:r>
       <w:r>
-        <w:t xml:space="preserve">an innovation hub serving various international enterprise clientele with industry &amp;</w:t>
-      </w:r>
-      <w:r>
-        <w:t xml:space="preserve"> </w:t>
-      </w:r>
-      <w:r>
-        <w:t xml:space="preserve">functional experience, and best-of-breed technology solutions.</w:t>
+        <w:t xml:space="preserve">a technology delivery centre that serves international enterprise clients.</w:t>
       </w:r>
     </w:p>
     <w:p>
@@ -865,16 +813,54 @@
     </w:p>
     <w:p>
       <w:pPr>
+        <w:pStyle w:val="Compact"/>
+        <w:numPr>
+          <w:ilvl w:val="0"/>
+          <w:numId w:val="1008"/>
+        </w:numPr>
+      </w:pPr>
+      <w:r>
+        <w:t xml:space="preserve">Led the DevOps work in an infrastructure team moving a global travel and expenses platform from on-premises VMWare to Azure. Merged the IaC, improved CI/CD and wrote custom automation, monitoring and reporting.</w:t>
+      </w:r>
+    </w:p>
+    <w:p>
+      <w:pPr>
+        <w:pStyle w:val="DefinitionTerm"/>
+      </w:pPr>
+      <w:r>
+        <w:t xml:space="preserve">Skills</w:t>
+      </w:r>
+    </w:p>
+    <w:p>
+      <w:pPr>
         <w:pStyle w:val="Definition"/>
       </w:pPr>
       <w:r>
-        <w:t xml:space="preserve">DevOps lead in an infrastructure team chartered with an Enterprise Cloud Migration (VMWare on-prem → Azure).</w:t>
-      </w:r>
-      <w:r>
-        <w:t xml:space="preserve"> </w:t>
-      </w:r>
-      <w:r>
-        <w:t xml:space="preserve">Consolidating IaC, Enhancing CI/CD capabilities, Developing bespoke automation + monitoring/reporting.</w:t>
+        <w:t xml:space="preserve">SAFe/Scrumban,</w:t>
+      </w:r>
+      <w:r>
+        <w:t xml:space="preserve"> </w:t>
+      </w:r>
+      <w:r>
+        <w:t xml:space="preserve">Cloud Lift-and-Shift (IaC Consolidation),</w:t>
+      </w:r>
+      <w:r>
+        <w:t xml:space="preserve"> </w:t>
+      </w:r>
+      <w:r>
+        <w:t xml:space="preserve">VMWare,</w:t>
+      </w:r>
+      <w:r>
+        <w:t xml:space="preserve"> </w:t>
+      </w:r>
+      <w:r>
+        <w:t xml:space="preserve">RHEL,</w:t>
+      </w:r>
+      <w:r>
+        <w:t xml:space="preserve"> </w:t>
+      </w:r>
+      <w:r>
+        <w:t xml:space="preserve">Ansible/IaC,</w:t>
       </w:r>
     </w:p>
     <w:p>
@@ -882,7 +868,7 @@
         <w:pStyle w:val="DefinitionTerm"/>
       </w:pPr>
       <w:r>
-        <w:t xml:space="preserve">Skills</w:t>
+        <w:t xml:space="preserve">Jul 2021 → Jan 2022</w:t>
       </w:r>
     </w:p>
     <w:p>
@@ -890,31 +876,7 @@
         <w:pStyle w:val="Definition"/>
       </w:pPr>
       <w:r>
-        <w:t xml:space="preserve">SAFe/Scrumban,</w:t>
-      </w:r>
-      <w:r>
-        <w:t xml:space="preserve"> </w:t>
-      </w:r>
-      <w:r>
-        <w:t xml:space="preserve">Cloud Lift-and-Shift (IaC Consolidation),</w:t>
-      </w:r>
-      <w:r>
-        <w:t xml:space="preserve"> </w:t>
-      </w:r>
-      <w:r>
-        <w:t xml:space="preserve">VMWare,</w:t>
-      </w:r>
-      <w:r>
-        <w:t xml:space="preserve"> </w:t>
-      </w:r>
-      <w:r>
-        <w:t xml:space="preserve">RHEL,</w:t>
-      </w:r>
-      <w:r>
-        <w:t xml:space="preserve"> </w:t>
-      </w:r>
-      <w:r>
-        <w:t xml:space="preserve">Ansible/IaC,</w:t>
+        <w:t xml:space="preserve">DevOps Architect, Image Automation AI/ML Accelerator</w:t>
       </w:r>
     </w:p>
     <w:p>
@@ -922,49 +884,19 @@
         <w:pStyle w:val="DefinitionTerm"/>
       </w:pPr>
       <w:r>
-        <w:t xml:space="preserve">Jul 2021 → Jan 2022</w:t>
-      </w:r>
-    </w:p>
-    <w:p>
-      <w:pPr>
-        <w:pStyle w:val="Definition"/>
-      </w:pPr>
-      <w:r>
-        <w:t xml:space="preserve">DevOps Architect, Image Automation AI/ML Accelerator</w:t>
-      </w:r>
-    </w:p>
-    <w:p>
-      <w:pPr>
-        <w:pStyle w:val="DefinitionTerm"/>
-      </w:pPr>
-      <w:r>
         <w:t xml:space="preserve">Responsibilities</w:t>
       </w:r>
     </w:p>
     <w:p>
       <w:pPr>
-        <w:pStyle w:val="Definition"/>
-      </w:pPr>
-      <w:r>
-        <w:t xml:space="preserve">DevOps lead in a product team developing an</w:t>
-      </w:r>
-      <w:r>
-        <w:t xml:space="preserve"> </w:t>
-      </w:r>
-      <w:r>
-        <w:t xml:space="preserve">AI/ML accelerator showcasing Intelligent Image Automation</w:t>
-      </w:r>
-      <w:r>
-        <w:t xml:space="preserve"> </w:t>
-      </w:r>
-      <w:r>
-        <w:t xml:space="preserve">for real-world infrastructure anomaly detection.</w:t>
-      </w:r>
-      <w:r>
-        <w:t xml:space="preserve"> </w:t>
-      </w:r>
-      <w:r>
-        <w:t xml:space="preserve">Enhancing Solution Design, IaC + CI/CD, Cloud Security, Cost Optimization</w:t>
+        <w:pStyle w:val="Compact"/>
+        <w:numPr>
+          <w:ilvl w:val="0"/>
+          <w:numId w:val="1009"/>
+        </w:numPr>
+      </w:pPr>
+      <w:r>
+        <w:t xml:space="preserve">Led DevOps for an AI/ML accelerator that showed Intelligent Image Automation finding infrastructure anomalies. Worked on solution design, IaC, CI/CD, cloud security and cost.</w:t>
       </w:r>
     </w:p>
     <w:p>
@@ -1030,7 +962,7 @@
       <w:pPr>
         <w:pStyle w:val="FirstParagraph"/>
       </w:pPr>
-      <w:hyperlink r:id="rId27">
+      <w:hyperlink r:id="rId16">
         <w:r>
           <w:rPr>
             <w:rStyle w:val="Hyperlink"/>
@@ -1067,7 +999,7 @@
       <w:pPr>
         <w:pStyle w:val="BodyText"/>
       </w:pPr>
-      <w:hyperlink r:id="rId28">
+      <w:hyperlink r:id="rId17">
         <w:r>
           <w:rPr>
             <w:rStyle w:val="Hyperlink"/>
@@ -1126,46 +1058,60 @@
     </w:p>
     <w:p>
       <w:pPr>
+        <w:pStyle w:val="Compact"/>
+        <w:numPr>
+          <w:ilvl w:val="0"/>
+          <w:numId w:val="1010"/>
+        </w:numPr>
+      </w:pPr>
+      <w:r>
+        <w:t xml:space="preserve">Built PaaS services on top of OpenStack for NFVi and telco IT teams at European operators: application load balancers, database-as-a-service, tenant backup, configuration management and service monitoring.</w:t>
+      </w:r>
+    </w:p>
+    <w:p>
+      <w:pPr>
+        <w:pStyle w:val="DefinitionTerm"/>
+      </w:pPr>
+      <w:r>
+        <w:t xml:space="preserve">Skills</w:t>
+      </w:r>
+    </w:p>
+    <w:p>
+      <w:pPr>
         <w:pStyle w:val="Definition"/>
       </w:pPr>
       <w:r>
-        <w:t xml:space="preserve">Development of custom PaaS capabilities atop Openstack IaaS to supplement</w:t>
-      </w:r>
-      <w:r>
-        <w:t xml:space="preserve"> </w:t>
-      </w:r>
-      <w:r>
-        <w:t xml:space="preserve">Telco IT and NFVi functions</w:t>
-      </w:r>
-      <w:r>
-        <w:t xml:space="preserve"> </w:t>
-      </w:r>
-      <w:r>
-        <w:t xml:space="preserve">(ex. Application Load Balancers,</w:t>
-      </w:r>
-      <w:r>
-        <w:t xml:space="preserve"> </w:t>
-      </w:r>
-      <w:r>
-        <w:t xml:space="preserve">Database-as-a-Service,</w:t>
-      </w:r>
-      <w:r>
-        <w:t xml:space="preserve"> </w:t>
-      </w:r>
-      <w:r>
-        <w:t xml:space="preserve">Cloud-Tenant Backup,</w:t>
-      </w:r>
-      <w:r>
-        <w:t xml:space="preserve"> </w:t>
-      </w:r>
-      <w:r>
-        <w:t xml:space="preserve">Configuration Management,</w:t>
-      </w:r>
-      <w:r>
-        <w:t xml:space="preserve"> </w:t>
-      </w:r>
-      <w:r>
-        <w:t xml:space="preserve">APM/Service Monitoring)</w:t>
+        <w:t xml:space="preserve">PaaS/Managed Services,</w:t>
+      </w:r>
+      <w:r>
+        <w:t xml:space="preserve"> </w:t>
+      </w:r>
+      <w:r>
+        <w:t xml:space="preserve">Technology/Product Ownership,</w:t>
+      </w:r>
+      <w:r>
+        <w:t xml:space="preserve"> </w:t>
+      </w:r>
+      <w:r>
+        <w:t xml:space="preserve">Openstack, Kubernetes, Docker,</w:t>
+      </w:r>
+      <w:r>
+        <w:t xml:space="preserve"> </w:t>
+      </w:r>
+      <w:r>
+        <w:t xml:space="preserve">Solution Design,</w:t>
+      </w:r>
+      <w:r>
+        <w:t xml:space="preserve"> </w:t>
+      </w:r>
+      <w:r>
+        <w:t xml:space="preserve">Gitlab, CI/CD/CT,</w:t>
+      </w:r>
+      <w:r>
+        <w:t xml:space="preserve"> </w:t>
+      </w:r>
+      <w:r>
+        <w:t xml:space="preserve">Golang, Python, nginx</w:t>
       </w:r>
     </w:p>
     <w:p>
@@ -1173,6 +1119,42 @@
         <w:pStyle w:val="DefinitionTerm"/>
       </w:pPr>
       <w:r>
+        <w:t xml:space="preserve">Feb 2018 → May 2019</w:t>
+      </w:r>
+    </w:p>
+    <w:p>
+      <w:pPr>
+        <w:pStyle w:val="Definition"/>
+      </w:pPr>
+      <w:r>
+        <w:t xml:space="preserve">Cloud Infrastructure Engineer, NFVi DevOps, Pan-Net NFVi</w:t>
+      </w:r>
+    </w:p>
+    <w:p>
+      <w:pPr>
+        <w:pStyle w:val="DefinitionTerm"/>
+      </w:pPr>
+      <w:r>
+        <w:t xml:space="preserve">Responsibilities</w:t>
+      </w:r>
+    </w:p>
+    <w:p>
+      <w:pPr>
+        <w:pStyle w:val="Compact"/>
+        <w:numPr>
+          <w:ilvl w:val="0"/>
+          <w:numId w:val="1011"/>
+        </w:numPr>
+      </w:pPr>
+      <w:r>
+        <w:t xml:space="preserve">Designed and built CD pipelines that onboard telco VNFs into the NFVi tenancies of national operators and take them to production.</w:t>
+      </w:r>
+    </w:p>
+    <w:p>
+      <w:pPr>
+        <w:pStyle w:val="DefinitionTerm"/>
+      </w:pPr>
+      <w:r>
         <w:t xml:space="preserve">Skills</w:t>
       </w:r>
     </w:p>
@@ -1181,37 +1163,67 @@
         <w:pStyle w:val="Definition"/>
       </w:pPr>
       <w:r>
-        <w:t xml:space="preserve">PaaS/Managed Services,</w:t>
-      </w:r>
-      <w:r>
-        <w:t xml:space="preserve"> </w:t>
-      </w:r>
-      <w:r>
-        <w:t xml:space="preserve">Technology/Product Ownership,</w:t>
-      </w:r>
-      <w:r>
-        <w:t xml:space="preserve"> </w:t>
-      </w:r>
-      <w:r>
-        <w:t xml:space="preserve">Openstack, Kubernetes, Docker,</w:t>
-      </w:r>
-      <w:r>
-        <w:t xml:space="preserve"> </w:t>
-      </w:r>
-      <w:r>
-        <w:t xml:space="preserve">Solution Design,</w:t>
-      </w:r>
-      <w:r>
-        <w:t xml:space="preserve"> </w:t>
-      </w:r>
-      <w:r>
-        <w:t xml:space="preserve">Gitlab, CI/CD/CT,</w:t>
-      </w:r>
-      <w:r>
-        <w:t xml:space="preserve"> </w:t>
-      </w:r>
-      <w:r>
-        <w:t xml:space="preserve">Golang, Python, nginx</w:t>
+        <w:t xml:space="preserve">CI/CD/CT,</w:t>
+      </w:r>
+      <w:r>
+        <w:t xml:space="preserve"> </w:t>
+      </w:r>
+      <w:r>
+        <w:t xml:space="preserve">Gitlab CI,</w:t>
+      </w:r>
+      <w:r>
+        <w:t xml:space="preserve"> </w:t>
+      </w:r>
+      <w:r>
+        <w:t xml:space="preserve">JFrog Artifactory,</w:t>
+      </w:r>
+      <w:r>
+        <w:t xml:space="preserve"> </w:t>
+      </w:r>
+      <w:r>
+        <w:t xml:space="preserve">Openstack,</w:t>
+      </w:r>
+      <w:r>
+        <w:t xml:space="preserve"> </w:t>
+      </w:r>
+      <w:r>
+        <w:t xml:space="preserve">Linux,</w:t>
+      </w:r>
+      <w:r>
+        <w:t xml:space="preserve"> </w:t>
+      </w:r>
+      <w:r>
+        <w:t xml:space="preserve">Docker,</w:t>
+      </w:r>
+      <w:r>
+        <w:t xml:space="preserve"> </w:t>
+      </w:r>
+      <w:r>
+        <w:t xml:space="preserve">Ansible,</w:t>
+      </w:r>
+      <w:r>
+        <w:t xml:space="preserve"> </w:t>
+      </w:r>
+      <w:r>
+        <w:t xml:space="preserve">Terraform,</w:t>
+      </w:r>
+      <w:r>
+        <w:t xml:space="preserve"> </w:t>
+      </w:r>
+      <w:r>
+        <w:t xml:space="preserve">Python,</w:t>
+      </w:r>
+      <w:r>
+        <w:t xml:space="preserve"> </w:t>
+      </w:r>
+      <w:r>
+        <w:t xml:space="preserve">Prometheus,</w:t>
+      </w:r>
+      <w:r>
+        <w:t xml:space="preserve"> </w:t>
+      </w:r>
+      <w:r>
+        <w:t xml:space="preserve">Grafana</w:t>
       </w:r>
     </w:p>
     <w:p>
@@ -1219,7 +1231,7 @@
         <w:pStyle w:val="DefinitionTerm"/>
       </w:pPr>
       <w:r>
-        <w:t xml:space="preserve">Feb 2018 → May 2019</w:t>
+        <w:t xml:space="preserve">Aug 2017 → Jan 2018</w:t>
       </w:r>
     </w:p>
     <w:p>
@@ -1227,7 +1239,7 @@
         <w:pStyle w:val="Definition"/>
       </w:pPr>
       <w:r>
-        <w:t xml:space="preserve">Cloud Infrastructure Engineer, NFVi DevOps, Pan-Net NFVi</w:t>
+        <w:t xml:space="preserve">Cloud Infrastructure Engineer, Application Orchestration, Pan-Net NFVi</w:t>
       </w:r>
     </w:p>
     <w:p>
@@ -1240,130 +1252,14 @@
     </w:p>
     <w:p>
       <w:pPr>
-        <w:pStyle w:val="Definition"/>
-      </w:pPr>
-      <w:r>
-        <w:t xml:space="preserve">Design/Implementation of VNF CD Pipelines for Telco VNF</w:t>
-      </w:r>
-      <w:r>
-        <w:t xml:space="preserve"> </w:t>
-      </w:r>
-      <w:r>
-        <w:t xml:space="preserve">onboarding and productionization into NatCo NFVi tenancies</w:t>
-      </w:r>
-    </w:p>
-    <w:p>
-      <w:pPr>
-        <w:pStyle w:val="DefinitionTerm"/>
-      </w:pPr>
-      <w:r>
-        <w:t xml:space="preserve">Skills</w:t>
-      </w:r>
-    </w:p>
-    <w:p>
-      <w:pPr>
-        <w:pStyle w:val="Definition"/>
-      </w:pPr>
-      <w:r>
-        <w:t xml:space="preserve">CI/CD/CT,</w:t>
-      </w:r>
-      <w:r>
-        <w:t xml:space="preserve"> </w:t>
-      </w:r>
-      <w:r>
-        <w:t xml:space="preserve">Gitlab CI,</w:t>
-      </w:r>
-      <w:r>
-        <w:t xml:space="preserve"> </w:t>
-      </w:r>
-      <w:r>
-        <w:t xml:space="preserve">JFrog Artifactory,</w:t>
-      </w:r>
-      <w:r>
-        <w:t xml:space="preserve"> </w:t>
-      </w:r>
-      <w:r>
-        <w:t xml:space="preserve">Openstack,</w:t>
-      </w:r>
-      <w:r>
-        <w:t xml:space="preserve"> </w:t>
-      </w:r>
-      <w:r>
-        <w:t xml:space="preserve">Linux,</w:t>
-      </w:r>
-      <w:r>
-        <w:t xml:space="preserve"> </w:t>
-      </w:r>
-      <w:r>
-        <w:t xml:space="preserve">Docker,</w:t>
-      </w:r>
-      <w:r>
-        <w:t xml:space="preserve"> </w:t>
-      </w:r>
-      <w:r>
-        <w:t xml:space="preserve">Ansible,</w:t>
-      </w:r>
-      <w:r>
-        <w:t xml:space="preserve"> </w:t>
-      </w:r>
-      <w:r>
-        <w:t xml:space="preserve">Terraform,</w:t>
-      </w:r>
-      <w:r>
-        <w:t xml:space="preserve"> </w:t>
-      </w:r>
-      <w:r>
-        <w:t xml:space="preserve">Python,</w:t>
-      </w:r>
-      <w:r>
-        <w:t xml:space="preserve"> </w:t>
-      </w:r>
-      <w:r>
-        <w:t xml:space="preserve">Prometheus,</w:t>
-      </w:r>
-      <w:r>
-        <w:t xml:space="preserve"> </w:t>
-      </w:r>
-      <w:r>
-        <w:t xml:space="preserve">Grafana</w:t>
-      </w:r>
-    </w:p>
-    <w:p>
-      <w:pPr>
-        <w:pStyle w:val="DefinitionTerm"/>
-      </w:pPr>
-      <w:r>
-        <w:t xml:space="preserve">Aug 2017 → Jan 2018</w:t>
-      </w:r>
-    </w:p>
-    <w:p>
-      <w:pPr>
-        <w:pStyle w:val="Definition"/>
-      </w:pPr>
-      <w:r>
-        <w:t xml:space="preserve">Cloud Infrastructure Engineer, Application Orchestration, Pan-Net NFVi</w:t>
-      </w:r>
-    </w:p>
-    <w:p>
-      <w:pPr>
-        <w:pStyle w:val="DefinitionTerm"/>
-      </w:pPr>
-      <w:r>
-        <w:t xml:space="preserve">Responsibilities</w:t>
-      </w:r>
-    </w:p>
-    <w:p>
-      <w:pPr>
-        <w:pStyle w:val="Definition"/>
-      </w:pPr>
-      <w:r>
-        <w:t xml:space="preserve">Development of custom VNF Management and Orchestrator (MANO) solutions to</w:t>
-      </w:r>
-      <w:r>
-        <w:t xml:space="preserve"> </w:t>
-      </w:r>
-      <w:r>
-        <w:t xml:space="preserve">manage VNF lifecycle on the Pan-Net OpenStack NFVi cloud</w:t>
+        <w:pStyle w:val="Compact"/>
+        <w:numPr>
+          <w:ilvl w:val="0"/>
+          <w:numId w:val="1012"/>
+        </w:numPr>
+      </w:pPr>
+      <w:r>
+        <w:t xml:space="preserve">Wrote a custom VNF manager and orchestrator (MANO) to run the VNF lifecycle on the Pan-Net OpenStack NFVi cloud.</w:t>
       </w:r>
     </w:p>
     <w:p>
@@ -1423,7 +1319,7 @@
       <w:pPr>
         <w:pStyle w:val="FirstParagraph"/>
       </w:pPr>
-      <w:hyperlink r:id="rId29">
+      <w:hyperlink r:id="rId18">
         <w:r>
           <w:rPr>
             <w:rStyle w:val="Hyperlink"/>
@@ -1460,7 +1356,7 @@
       <w:pPr>
         <w:pStyle w:val="BodyText"/>
       </w:pPr>
-      <w:hyperlink r:id="rId29">
+      <w:hyperlink r:id="rId18">
         <w:r>
           <w:rPr>
             <w:rStyle w:val="Hyperlink"/>
@@ -1507,52 +1403,14 @@
     </w:p>
     <w:p>
       <w:pPr>
-        <w:pStyle w:val="Definition"/>
-      </w:pPr>
-      <w:r>
-        <w:t xml:space="preserve">DevOps/SRE of the Box+Dice SaaS Platform Operations and B2B integrations</w:t>
-      </w:r>
-      <w:r>
-        <w:t xml:space="preserve"> </w:t>
-      </w:r>
-      <w:r>
-        <w:t xml:space="preserve">with industry partners.</w:t>
-      </w:r>
-      <w:r>
-        <w:t xml:space="preserve"> </w:t>
-      </w:r>
-      <w:r>
-        <w:t xml:space="preserve">SaaS Cluster TechOps,</w:t>
-      </w:r>
-      <w:r>
-        <w:t xml:space="preserve"> </w:t>
-      </w:r>
-      <w:r>
-        <w:t xml:space="preserve">AWS Cloud Migrations,</w:t>
-      </w:r>
-      <w:r>
-        <w:t xml:space="preserve"> </w:t>
-      </w:r>
-      <w:r>
-        <w:t xml:space="preserve">Cost Optimization,</w:t>
-      </w:r>
-      <w:r>
-        <w:t xml:space="preserve"> </w:t>
-      </w:r>
-      <w:r>
-        <w:t xml:space="preserve">Platform Security,</w:t>
-      </w:r>
-      <w:r>
-        <w:t xml:space="preserve"> </w:t>
-      </w:r>
-      <w:r>
-        <w:t xml:space="preserve">CI/CD + QA governance,</w:t>
-      </w:r>
-      <w:r>
-        <w:t xml:space="preserve"> </w:t>
-      </w:r>
-      <w:r>
-        <w:t xml:space="preserve">Technical backlog engineering</w:t>
+        <w:pStyle w:val="Compact"/>
+        <w:numPr>
+          <w:ilvl w:val="0"/>
+          <w:numId w:val="1013"/>
+        </w:numPr>
+      </w:pPr>
+      <w:r>
+        <w:t xml:space="preserve">Ran DevOps and SRE for the Box+Dice SaaS platform and its integrations with industry partners. The work covered the SaaS cluster, AWS migrations, cost control, platform security, CI/CD, QA governance and the technical backlog.</w:t>
       </w:r>
     </w:p>
     <w:p>
@@ -1630,7 +1488,7 @@
       <w:pPr>
         <w:pStyle w:val="FirstParagraph"/>
       </w:pPr>
-      <w:hyperlink r:id="rId30">
+      <w:hyperlink r:id="rId19">
         <w:r>
           <w:rPr>
             <w:rStyle w:val="Hyperlink"/>
@@ -1657,7 +1515,7 @@
       <w:pPr>
         <w:pStyle w:val="BodyText"/>
       </w:pPr>
-      <w:hyperlink r:id="rId30">
+      <w:hyperlink r:id="rId19">
         <w:r>
           <w:rPr>
             <w:rStyle w:val="Hyperlink"/>
@@ -1669,13 +1527,13 @@
         <w:t xml:space="preserve"> </w:t>
       </w:r>
       <w:r>
-        <w:t xml:space="preserve">solutions power</w:t>
-      </w:r>
-      <w:r>
-        <w:t xml:space="preserve"> </w:t>
-      </w:r>
-      <w:r>
-        <w:t xml:space="preserve">enterprise data, workspace and mobility needs to create better ways of working.</w:t>
+        <w:t xml:space="preserve">makes virtual desktop and application</w:t>
+      </w:r>
+      <w:r>
+        <w:t xml:space="preserve"> </w:t>
+      </w:r>
+      <w:r>
+        <w:t xml:space="preserve">software for enterprises.</w:t>
       </w:r>
     </w:p>
     <w:p>
@@ -1704,28 +1562,14 @@
     </w:p>
     <w:p>
       <w:pPr>
-        <w:pStyle w:val="Definition"/>
-      </w:pPr>
-      <w:r>
-        <w:t xml:space="preserve">DevOps of a custom Test-aaS private cloud for QA of Citrix VDI/DaaS products.</w:t>
-      </w:r>
-      <w:r>
-        <w:t xml:space="preserve"> </w:t>
-      </w:r>
-      <w:r>
-        <w:t xml:space="preserve">Supporting self-service of DevTest environments,</w:t>
-      </w:r>
-      <w:r>
-        <w:t xml:space="preserve"> </w:t>
-      </w:r>
-      <w:r>
-        <w:t xml:space="preserve">workload orchestration and resource scheduling,</w:t>
-      </w:r>
-      <w:r>
-        <w:t xml:space="preserve"> </w:t>
-      </w:r>
-      <w:r>
-        <w:t xml:space="preserve">test automation framework enhancements.</w:t>
+        <w:pStyle w:val="Compact"/>
+        <w:numPr>
+          <w:ilvl w:val="0"/>
+          <w:numId w:val="1014"/>
+        </w:numPr>
+      </w:pPr>
+      <w:r>
+        <w:t xml:space="preserve">Built and ran a private-cloud Test-as-a-Service for QA of Citrix VDI/DaaS products. Engineers could create their own dev and test environments. I also worked on resource scheduling, workload orchestration and the test automation framework.</w:t>
       </w:r>
     </w:p>
     <w:p>
@@ -1901,8 +1745,8 @@
         <w:t xml:space="preserve">Perl, Shell Scripting</w:t>
       </w:r>
     </w:p>
-    <w:bookmarkEnd w:id="31"/>
-    <w:bookmarkStart w:id="34" w:name="education"/>
+    <w:bookmarkEnd w:id="20"/>
+    <w:bookmarkStart w:id="23" w:name="education"/>
     <w:p>
       <w:pPr>
         <w:pStyle w:val="Heading3"/>
@@ -1923,24 +1767,318 @@
       <w:pPr>
         <w:pStyle w:val="Definition"/>
       </w:pPr>
+      <w:hyperlink r:id="rId21">
+        <w:r>
+          <w:rPr>
+            <w:rStyle w:val="Hyperlink"/>
+          </w:rPr>
+          <w:t xml:space="preserve">BSc (1:1, Hons.) Computer</w:t>
+        </w:r>
+        <w:r>
+          <w:rPr>
+            <w:rStyle w:val="Hyperlink"/>
+          </w:rPr>
+          <w:t xml:space="preserve"> </w:t>
+        </w:r>
+        <w:r>
+          <w:rPr>
+            <w:rStyle w:val="Hyperlink"/>
+          </w:rPr>
+          <w:t xml:space="preserve">Networks</w:t>
+        </w:r>
+      </w:hyperlink>
+      <w:r>
+        <w:t xml:space="preserve">,</w:t>
+      </w:r>
+      <w:r>
+        <w:t xml:space="preserve"> </w:t>
+      </w:r>
+      <w:hyperlink r:id="rId22">
+        <w:r>
+          <w:rPr>
+            <w:rStyle w:val="Hyperlink"/>
+          </w:rPr>
+          <w:t xml:space="preserve">Sheffield Hallam University</w:t>
+        </w:r>
+      </w:hyperlink>
+      <w:r>
+        <w:t xml:space="preserve">, Sheffield, UK</w:t>
+      </w:r>
+    </w:p>
+    <w:bookmarkEnd w:id="23"/>
+    <w:bookmarkStart w:id="36" w:name="skills"/>
+    <w:p>
+      <w:pPr>
+        <w:pStyle w:val="Heading3"/>
+      </w:pPr>
+      <w:r>
+        <w:t xml:space="preserve">Skills</w:t>
+      </w:r>
+    </w:p>
+    <w:p>
+      <w:pPr>
+        <w:pStyle w:val="DefinitionTerm"/>
+      </w:pPr>
+      <w:r>
+        <w:t xml:space="preserve">Cloud &amp; Infrastructure</w:t>
+      </w:r>
+    </w:p>
+    <w:p>
+      <w:pPr>
+        <w:pStyle w:val="Definition"/>
+      </w:pPr>
+      <w:r>
+        <w:rPr>
+          <w:b/>
+          <w:bCs/>
+        </w:rPr>
+        <w:t xml:space="preserve">AWS</w:t>
+      </w:r>
+      <w:r>
+        <w:t xml:space="preserve">: EKS, RDS PostgreSQL, Lambda, Neptune, KMS, S3, EC2</w:t>
+      </w:r>
+      <w:r>
+        <w:t xml:space="preserve"> </w:t>
+      </w:r>
+      <w:r>
+        <w:rPr>
+          <w:b/>
+          <w:bCs/>
+        </w:rPr>
+        <w:t xml:space="preserve">Kubernetes</w:t>
+      </w:r>
+      <w:r>
+        <w:t xml:space="preserve">: EKS cluster management, version upgrades (1.29)</w:t>
+      </w:r>
+      <w:r>
+        <w:t xml:space="preserve"> </w:t>
+      </w:r>
+      <w:r>
+        <w:rPr>
+          <w:b/>
+          <w:bCs/>
+        </w:rPr>
+        <w:t xml:space="preserve">Containers</w:t>
+      </w:r>
+      <w:r>
+        <w:t xml:space="preserve">: Docker, podman</w:t>
+      </w:r>
+      <w:r>
+        <w:t xml:space="preserve"> </w:t>
+      </w:r>
+      <w:r>
+        <w:rPr>
+          <w:b/>
+          <w:bCs/>
+        </w:rPr>
+        <w:t xml:space="preserve">Legacy</w:t>
+      </w:r>
+      <w:r>
+        <w:t xml:space="preserve">: OpenStack, CloudStack</w:t>
+      </w:r>
+    </w:p>
+    <w:p>
+      <w:pPr>
+        <w:pStyle w:val="DefinitionTerm"/>
+      </w:pPr>
+      <w:r>
+        <w:t xml:space="preserve">Development &amp; CI/CD</w:t>
+      </w:r>
+    </w:p>
+    <w:p>
+      <w:pPr>
+        <w:pStyle w:val="Definition"/>
+      </w:pPr>
+      <w:r>
+        <w:rPr>
+          <w:b/>
+          <w:bCs/>
+        </w:rPr>
+        <w:t xml:space="preserve">Python</w:t>
+      </w:r>
+      <w:r>
+        <w:t xml:space="preserve">: uv, mypy, ruff, pytest, poetry, Jinja templating</w:t>
+      </w:r>
+      <w:r>
+        <w:t xml:space="preserve"> </w:t>
+      </w:r>
+      <w:r>
+        <w:rPr>
+          <w:b/>
+          <w:bCs/>
+        </w:rPr>
+        <w:t xml:space="preserve">Infrastructure</w:t>
+      </w:r>
+      <w:r>
+        <w:t xml:space="preserve">: Terraform Cloud, Ansible, Go, Bash, Shell scripting</w:t>
+      </w:r>
+      <w:r>
+        <w:t xml:space="preserve"> </w:t>
+      </w:r>
+      <w:r>
+        <w:rPr>
+          <w:b/>
+          <w:bCs/>
+        </w:rPr>
+        <w:t xml:space="preserve">DevSecOps</w:t>
+      </w:r>
+      <w:r>
+        <w:t xml:space="preserve">: harness.io IDP/CD, GitHub Actions, JFrog Artifactory</w:t>
+      </w:r>
+      <w:r>
+        <w:t xml:space="preserve"> </w:t>
+      </w:r>
+      <w:r>
+        <w:rPr>
+          <w:b/>
+          <w:bCs/>
+        </w:rPr>
+        <w:t xml:space="preserve">CLI Tools</w:t>
+      </w:r>
+      <w:r>
+        <w:t xml:space="preserve">: Custom productivity tools, text processing, configuration management</w:t>
+      </w:r>
+    </w:p>
+    <w:p>
+      <w:pPr>
+        <w:pStyle w:val="DefinitionTerm"/>
+      </w:pPr>
+      <w:r>
+        <w:t xml:space="preserve">Architecture &amp; Design</w:t>
+      </w:r>
+    </w:p>
+    <w:p>
+      <w:pPr>
+        <w:pStyle w:val="Definition"/>
+      </w:pPr>
+      <w:hyperlink r:id="rId24">
+        <w:r>
+          <w:rPr>
+            <w:rStyle w:val="Hyperlink"/>
+          </w:rPr>
+          <w:t xml:space="preserve">Microservices</w:t>
+        </w:r>
+      </w:hyperlink>
+      <w:r>
+        <w:t xml:space="preserve">,</w:t>
+      </w:r>
+      <w:r>
+        <w:t xml:space="preserve"> </w:t>
+      </w:r>
+      <w:hyperlink r:id="rId25">
+        <w:r>
+          <w:rPr>
+            <w:rStyle w:val="Hyperlink"/>
+          </w:rPr>
+          <w:t xml:space="preserve">Cloud-Native</w:t>
+        </w:r>
+      </w:hyperlink>
+      <w:r>
+        <w:t xml:space="preserve">,</w:t>
+      </w:r>
+      <w:r>
+        <w:t xml:space="preserve"> </w:t>
+      </w:r>
+      <w:hyperlink r:id="rId26">
+        <w:r>
+          <w:rPr>
+            <w:rStyle w:val="Hyperlink"/>
+          </w:rPr>
+          <w:t xml:space="preserve">API Design</w:t>
+        </w:r>
+      </w:hyperlink>
+      <w:r>
+        <w:t xml:space="preserve">,</w:t>
+      </w:r>
+      <w:r>
+        <w:t xml:space="preserve"> </w:t>
+      </w:r>
+      <w:hyperlink r:id="rId27">
+        <w:r>
+          <w:rPr>
+            <w:rStyle w:val="Hyperlink"/>
+          </w:rPr>
+          <w:t xml:space="preserve">Service Mesh</w:t>
+        </w:r>
+      </w:hyperlink>
+      <w:r>
+        <w:t xml:space="preserve"> </w:t>
+      </w:r>
+      <w:r>
+        <w:t xml:space="preserve">essentials,</w:t>
+      </w:r>
+      <w:r>
+        <w:t xml:space="preserve"> </w:t>
+      </w:r>
+      <w:hyperlink r:id="rId28">
+        <w:r>
+          <w:rPr>
+            <w:rStyle w:val="Hyperlink"/>
+          </w:rPr>
+          <w:t xml:space="preserve">12-Factor Apps</w:t>
+        </w:r>
+      </w:hyperlink>
+    </w:p>
+    <w:p>
+      <w:pPr>
+        <w:pStyle w:val="DefinitionTerm"/>
+      </w:pPr>
+      <w:r>
+        <w:t xml:space="preserve">Agile PM</w:t>
+      </w:r>
+    </w:p>
+    <w:p>
+      <w:pPr>
+        <w:pStyle w:val="Definition"/>
+      </w:pPr>
+      <w:hyperlink r:id="rId29">
+        <w:r>
+          <w:rPr>
+            <w:rStyle w:val="Hyperlink"/>
+          </w:rPr>
+          <w:t xml:space="preserve">DevOps</w:t>
+        </w:r>
+      </w:hyperlink>
+      <w:r>
+        <w:t xml:space="preserve">,</w:t>
+      </w:r>
+      <w:r>
+        <w:t xml:space="preserve"> </w:t>
+      </w:r>
+      <w:hyperlink r:id="rId30">
+        <w:r>
+          <w:rPr>
+            <w:rStyle w:val="Hyperlink"/>
+          </w:rPr>
+          <w:t xml:space="preserve">Kanban</w:t>
+        </w:r>
+      </w:hyperlink>
+      <w:r>
+        <w:t xml:space="preserve">,</w:t>
+      </w:r>
+      <w:r>
+        <w:t xml:space="preserve"> </w:t>
+      </w:r>
+      <w:hyperlink r:id="rId31">
+        <w:r>
+          <w:rPr>
+            <w:rStyle w:val="Hyperlink"/>
+          </w:rPr>
+          <w:t xml:space="preserve">Scrum</w:t>
+        </w:r>
+      </w:hyperlink>
+      <w:r>
+        <w:t xml:space="preserve">,</w:t>
+      </w:r>
+      <w:r>
+        <w:t xml:space="preserve"> </w:t>
+      </w:r>
       <w:hyperlink r:id="rId32">
         <w:r>
           <w:rPr>
             <w:rStyle w:val="Hyperlink"/>
           </w:rPr>
-          <w:t xml:space="preserve">BSc (1:1, Hons.) Computer</w:t>
-        </w:r>
-        <w:r>
-          <w:rPr>
-            <w:rStyle w:val="Hyperlink"/>
-          </w:rPr>
-          <w:t xml:space="preserve"> </w:t>
-        </w:r>
-        <w:r>
-          <w:rPr>
-            <w:rStyle w:val="Hyperlink"/>
-          </w:rPr>
-          <w:t xml:space="preserve">Networks</w:t>
+          <w:t xml:space="preserve">SAFe</w:t>
         </w:r>
       </w:hyperlink>
       <w:r>
@@ -1954,515 +2092,60 @@
           <w:rPr>
             <w:rStyle w:val="Hyperlink"/>
           </w:rPr>
-          <w:t xml:space="preserve">Sheffield Hallam University</w:t>
-        </w:r>
-      </w:hyperlink>
-      <w:r>
-        <w:t xml:space="preserve">, Sheffield, UK</w:t>
-      </w:r>
-    </w:p>
-    <w:bookmarkEnd w:id="34"/>
-    <w:bookmarkStart w:id="66" w:name="skills"/>
+          <w:t xml:space="preserve">Design Thinking</w:t>
+        </w:r>
+      </w:hyperlink>
+      <w:r>
+        <w:t xml:space="preserve">,</w:t>
+      </w:r>
+      <w:r>
+        <w:t xml:space="preserve"> </w:t>
+      </w:r>
+      <w:hyperlink r:id="rId34">
+        <w:r>
+          <w:rPr>
+            <w:rStyle w:val="Hyperlink"/>
+          </w:rPr>
+          <w:t xml:space="preserve">Agile Architecture</w:t>
+        </w:r>
+      </w:hyperlink>
+    </w:p>
+    <w:p>
+      <w:pPr>
+        <w:pStyle w:val="FirstParagraph"/>
+      </w:pPr>
+      <w:r>
+        <w:t xml:space="preserve">Also see my</w:t>
+      </w:r>
+      <w:r>
+        <w:t xml:space="preserve"> </w:t>
+      </w:r>
+      <w:hyperlink r:id="rId35">
+        <w:r>
+          <w:rPr>
+            <w:rStyle w:val="Hyperlink"/>
+          </w:rPr>
+          <w:t xml:space="preserve">Pluralsight</w:t>
+        </w:r>
+      </w:hyperlink>
+      <w:r>
+        <w:t xml:space="preserve"> </w:t>
+      </w:r>
+      <w:r>
+        <w:t xml:space="preserve">profile</w:t>
+      </w:r>
+    </w:p>
+    <w:bookmarkEnd w:id="36"/>
+    <w:bookmarkStart w:id="53" w:name="training-and-qualifications"/>
     <w:p>
       <w:pPr>
         <w:pStyle w:val="Heading3"/>
       </w:pPr>
       <w:r>
-        <w:t xml:space="preserve">Skills</w:t>
-      </w:r>
-    </w:p>
-    <w:p>
-      <w:pPr>
-        <w:pStyle w:val="DefinitionTerm"/>
-      </w:pPr>
-      <w:r>
-        <w:t xml:space="preserve">Cloud &amp; Infrastructure</w:t>
-      </w:r>
-    </w:p>
-    <w:p>
-      <w:pPr>
-        <w:pStyle w:val="Definition"/>
-      </w:pPr>
-      <w:hyperlink r:id="rId35">
-        <w:r>
-          <w:rPr>
-            <w:rStyle w:val="Hyperlink"/>
-          </w:rPr>
-          <w:t xml:space="preserve">Amazon AWS</w:t>
-        </w:r>
-      </w:hyperlink>
-      <w:r>
-        <w:t xml:space="preserve">,</w:t>
-      </w:r>
-      <w:r>
-        <w:t xml:space="preserve"> </w:t>
-      </w:r>
-      <w:hyperlink r:id="rId36">
-        <w:r>
-          <w:rPr>
-            <w:rStyle w:val="Hyperlink"/>
-          </w:rPr>
-          <w:t xml:space="preserve">Canonical Openstack</w:t>
-        </w:r>
-      </w:hyperlink>
-      <w:r>
-        <w:t xml:space="preserve">,</w:t>
-      </w:r>
-      <w:r>
-        <w:t xml:space="preserve"> </w:t>
-      </w:r>
-      <w:hyperlink r:id="rId37">
-        <w:r>
-          <w:rPr>
-            <w:rStyle w:val="Hyperlink"/>
-          </w:rPr>
-          <w:t xml:space="preserve">Apache Cloudstack</w:t>
-        </w:r>
-      </w:hyperlink>
-      <w:r>
-        <w:t xml:space="preserve">,</w:t>
-      </w:r>
-      <w:r>
-        <w:t xml:space="preserve"> </w:t>
-      </w:r>
-      <w:hyperlink r:id="rId38">
-        <w:r>
-          <w:rPr>
-            <w:rStyle w:val="Hyperlink"/>
-          </w:rPr>
-          <w:t xml:space="preserve">Kubernetes</w:t>
-        </w:r>
-      </w:hyperlink>
-      <w:r>
-        <w:t xml:space="preserve">/</w:t>
-      </w:r>
-      <w:hyperlink r:id="rId39">
-        <w:r>
-          <w:rPr>
-            <w:rStyle w:val="Hyperlink"/>
-          </w:rPr>
-          <w:t xml:space="preserve">EKS</w:t>
-        </w:r>
-      </w:hyperlink>
-      <w:r>
-        <w:t xml:space="preserve">,</w:t>
-      </w:r>
-      <w:r>
-        <w:t xml:space="preserve"> </w:t>
-      </w:r>
-      <w:hyperlink r:id="rId40">
-        <w:r>
-          <w:rPr>
-            <w:rStyle w:val="Hyperlink"/>
-          </w:rPr>
-          <w:t xml:space="preserve">podman</w:t>
-        </w:r>
-      </w:hyperlink>
-      <w:r>
-        <w:t xml:space="preserve">/</w:t>
-      </w:r>
-      <w:hyperlink r:id="rId41">
-        <w:r>
-          <w:rPr>
-            <w:rStyle w:val="Hyperlink"/>
-          </w:rPr>
-          <w:t xml:space="preserve">docker</w:t>
-        </w:r>
-      </w:hyperlink>
-      <w:r>
-        <w:t xml:space="preserve">,</w:t>
-      </w:r>
-    </w:p>
-    <w:p>
-      <w:pPr>
-        <w:pStyle w:val="DefinitionTerm"/>
-      </w:pPr>
-      <w:r>
-        <w:t xml:space="preserve">Development &amp; CI/CD</w:t>
-      </w:r>
-    </w:p>
-    <w:p>
-      <w:pPr>
-        <w:pStyle w:val="Definition"/>
-      </w:pPr>
-      <w:hyperlink r:id="rId42">
-        <w:r>
-          <w:rPr>
-            <w:rStyle w:val="Hyperlink"/>
-          </w:rPr>
-          <w:t xml:space="preserve">Python</w:t>
-        </w:r>
-      </w:hyperlink>
-      <w:r>
-        <w:t xml:space="preserve">,</w:t>
-      </w:r>
-      <w:r>
-        <w:t xml:space="preserve"> </w:t>
-      </w:r>
-      <w:hyperlink r:id="rId43">
-        <w:r>
-          <w:rPr>
-            <w:rStyle w:val="Hyperlink"/>
-          </w:rPr>
-          <w:t xml:space="preserve">Go</w:t>
-        </w:r>
-      </w:hyperlink>
-      <w:r>
-        <w:t xml:space="preserve">,</w:t>
-      </w:r>
-      <w:r>
-        <w:t xml:space="preserve"> </w:t>
-      </w:r>
-      <w:hyperlink r:id="rId44">
-        <w:r>
-          <w:rPr>
-            <w:rStyle w:val="Hyperlink"/>
-          </w:rPr>
-          <w:t xml:space="preserve">Bash</w:t>
-        </w:r>
-      </w:hyperlink>
-      <w:r>
-        <w:t xml:space="preserve">,</w:t>
-      </w:r>
-      <w:r>
-        <w:t xml:space="preserve"> </w:t>
-      </w:r>
-      <w:hyperlink r:id="rId45">
-        <w:r>
-          <w:rPr>
-            <w:rStyle w:val="Hyperlink"/>
-          </w:rPr>
-          <w:t xml:space="preserve">Powershell</w:t>
-        </w:r>
-      </w:hyperlink>
-      <w:r>
-        <w:t xml:space="preserve">,</w:t>
-      </w:r>
-      <w:r>
-        <w:t xml:space="preserve"> </w:t>
-      </w:r>
-      <w:hyperlink r:id="rId46">
-        <w:r>
-          <w:rPr>
-            <w:rStyle w:val="Hyperlink"/>
-          </w:rPr>
-          <w:t xml:space="preserve">Terraform</w:t>
-        </w:r>
-      </w:hyperlink>
-      <w:r>
-        <w:t xml:space="preserve">,</w:t>
-      </w:r>
-      <w:r>
-        <w:t xml:space="preserve"> </w:t>
-      </w:r>
-      <w:hyperlink r:id="rId47">
-        <w:r>
-          <w:rPr>
-            <w:rStyle w:val="Hyperlink"/>
-          </w:rPr>
-          <w:t xml:space="preserve">Ansible</w:t>
-        </w:r>
-      </w:hyperlink>
-      <w:r>
-        <w:t xml:space="preserve">,</w:t>
-      </w:r>
-      <w:r>
-        <w:t xml:space="preserve"> </w:t>
-      </w:r>
-      <w:hyperlink r:id="rId48">
-        <w:r>
-          <w:rPr>
-            <w:rStyle w:val="Hyperlink"/>
-          </w:rPr>
-          <w:t xml:space="preserve">git</w:t>
-        </w:r>
-      </w:hyperlink>
-      <w:r>
-        <w:t xml:space="preserve">,</w:t>
-      </w:r>
-      <w:r>
-        <w:t xml:space="preserve"> </w:t>
-      </w:r>
-      <w:hyperlink r:id="rId49">
-        <w:r>
-          <w:rPr>
-            <w:rStyle w:val="Hyperlink"/>
-          </w:rPr>
-          <w:t xml:space="preserve">harness.io</w:t>
-        </w:r>
-      </w:hyperlink>
-      <w:r>
-        <w:t xml:space="preserve"> </w:t>
-      </w:r>
-      <w:hyperlink r:id="rId50">
-        <w:r>
-          <w:rPr>
-            <w:rStyle w:val="Hyperlink"/>
-          </w:rPr>
-          <w:t xml:space="preserve">IDP</w:t>
-        </w:r>
-      </w:hyperlink>
-      <w:r>
-        <w:t xml:space="preserve">/</w:t>
-      </w:r>
-      <w:hyperlink r:id="rId24">
-        <w:r>
-          <w:rPr>
-            <w:rStyle w:val="Hyperlink"/>
-          </w:rPr>
-          <w:t xml:space="preserve">CD</w:t>
-        </w:r>
-      </w:hyperlink>
-      <w:r>
-        <w:t xml:space="preserve">,</w:t>
-      </w:r>
-      <w:r>
-        <w:t xml:space="preserve"> </w:t>
-      </w:r>
-      <w:hyperlink r:id="rId51">
-        <w:r>
-          <w:rPr>
-            <w:rStyle w:val="Hyperlink"/>
-          </w:rPr>
-          <w:t xml:space="preserve">Github Actions</w:t>
-        </w:r>
-      </w:hyperlink>
-      <w:r>
-        <w:t xml:space="preserve">,</w:t>
-      </w:r>
-      <w:r>
-        <w:t xml:space="preserve"> </w:t>
-      </w:r>
-      <w:hyperlink r:id="rId52">
-        <w:r>
-          <w:rPr>
-            <w:rStyle w:val="Hyperlink"/>
-          </w:rPr>
-          <w:t xml:space="preserve">Gitlab CI</w:t>
-        </w:r>
-      </w:hyperlink>
-      <w:r>
-        <w:t xml:space="preserve">,</w:t>
-      </w:r>
-      <w:r>
-        <w:t xml:space="preserve"> </w:t>
-      </w:r>
-      <w:hyperlink r:id="rId53">
-        <w:r>
-          <w:rPr>
-            <w:rStyle w:val="Hyperlink"/>
-          </w:rPr>
-          <w:t xml:space="preserve">JFrog Artifactory</w:t>
-        </w:r>
-      </w:hyperlink>
-    </w:p>
-    <w:p>
-      <w:pPr>
-        <w:pStyle w:val="DefinitionTerm"/>
-      </w:pPr>
-      <w:r>
-        <w:t xml:space="preserve">Architecture &amp; Design</w:t>
-      </w:r>
-    </w:p>
-    <w:p>
-      <w:pPr>
-        <w:pStyle w:val="Definition"/>
-      </w:pPr>
-      <w:hyperlink r:id="rId54">
-        <w:r>
-          <w:rPr>
-            <w:rStyle w:val="Hyperlink"/>
-          </w:rPr>
-          <w:t xml:space="preserve">Microservices</w:t>
-        </w:r>
-      </w:hyperlink>
-      <w:r>
-        <w:t xml:space="preserve">,</w:t>
-      </w:r>
-      <w:r>
-        <w:t xml:space="preserve"> </w:t>
-      </w:r>
-      <w:hyperlink r:id="rId55">
-        <w:r>
-          <w:rPr>
-            <w:rStyle w:val="Hyperlink"/>
-          </w:rPr>
-          <w:t xml:space="preserve">Cloud-Native</w:t>
-        </w:r>
-      </w:hyperlink>
-      <w:r>
-        <w:t xml:space="preserve">,</w:t>
-      </w:r>
-      <w:r>
-        <w:t xml:space="preserve"> </w:t>
-      </w:r>
-      <w:hyperlink r:id="rId56">
-        <w:r>
-          <w:rPr>
-            <w:rStyle w:val="Hyperlink"/>
-          </w:rPr>
-          <w:t xml:space="preserve">API Design</w:t>
-        </w:r>
-      </w:hyperlink>
-      <w:r>
-        <w:t xml:space="preserve">,</w:t>
-      </w:r>
-      <w:r>
-        <w:t xml:space="preserve"> </w:t>
-      </w:r>
-      <w:hyperlink r:id="rId57">
-        <w:r>
-          <w:rPr>
-            <w:rStyle w:val="Hyperlink"/>
-          </w:rPr>
-          <w:t xml:space="preserve">Service Mesh</w:t>
-        </w:r>
-      </w:hyperlink>
-      <w:r>
-        <w:t xml:space="preserve"> </w:t>
-      </w:r>
-      <w:r>
-        <w:t xml:space="preserve">essentials,</w:t>
-      </w:r>
-      <w:r>
-        <w:t xml:space="preserve"> </w:t>
-      </w:r>
-      <w:hyperlink r:id="rId58">
-        <w:r>
-          <w:rPr>
-            <w:rStyle w:val="Hyperlink"/>
-          </w:rPr>
-          <w:t xml:space="preserve">12-Factor Apps</w:t>
-        </w:r>
-      </w:hyperlink>
-    </w:p>
-    <w:p>
-      <w:pPr>
-        <w:pStyle w:val="DefinitionTerm"/>
-      </w:pPr>
-      <w:r>
-        <w:t xml:space="preserve">Agile PM</w:t>
-      </w:r>
-    </w:p>
-    <w:p>
-      <w:pPr>
-        <w:pStyle w:val="Definition"/>
-      </w:pPr>
-      <w:hyperlink r:id="rId59">
-        <w:r>
-          <w:rPr>
-            <w:rStyle w:val="Hyperlink"/>
-          </w:rPr>
-          <w:t xml:space="preserve">DevOps</w:t>
-        </w:r>
-      </w:hyperlink>
-      <w:r>
-        <w:t xml:space="preserve">,</w:t>
-      </w:r>
-      <w:r>
-        <w:t xml:space="preserve"> </w:t>
-      </w:r>
-      <w:hyperlink r:id="rId60">
-        <w:r>
-          <w:rPr>
-            <w:rStyle w:val="Hyperlink"/>
-          </w:rPr>
-          <w:t xml:space="preserve">Kanban</w:t>
-        </w:r>
-      </w:hyperlink>
-      <w:r>
-        <w:t xml:space="preserve">,</w:t>
-      </w:r>
-      <w:r>
-        <w:t xml:space="preserve"> </w:t>
-      </w:r>
-      <w:hyperlink r:id="rId61">
-        <w:r>
-          <w:rPr>
-            <w:rStyle w:val="Hyperlink"/>
-          </w:rPr>
-          <w:t xml:space="preserve">Scrum</w:t>
-        </w:r>
-      </w:hyperlink>
-      <w:r>
-        <w:t xml:space="preserve">,</w:t>
-      </w:r>
-      <w:r>
-        <w:t xml:space="preserve"> </w:t>
-      </w:r>
-      <w:hyperlink r:id="rId62">
-        <w:r>
-          <w:rPr>
-            <w:rStyle w:val="Hyperlink"/>
-          </w:rPr>
-          <w:t xml:space="preserve">SAFe</w:t>
-        </w:r>
-      </w:hyperlink>
-      <w:r>
-        <w:t xml:space="preserve">,</w:t>
-      </w:r>
-      <w:r>
-        <w:t xml:space="preserve"> </w:t>
-      </w:r>
-      <w:hyperlink r:id="rId63">
-        <w:r>
-          <w:rPr>
-            <w:rStyle w:val="Hyperlink"/>
-          </w:rPr>
-          <w:t xml:space="preserve">Design Thinking</w:t>
-        </w:r>
-      </w:hyperlink>
-      <w:r>
-        <w:t xml:space="preserve">,</w:t>
-      </w:r>
-      <w:r>
-        <w:t xml:space="preserve"> </w:t>
-      </w:r>
-      <w:hyperlink r:id="rId64">
-        <w:r>
-          <w:rPr>
-            <w:rStyle w:val="Hyperlink"/>
-          </w:rPr>
-          <w:t xml:space="preserve">Agile Architecture</w:t>
-        </w:r>
-      </w:hyperlink>
-    </w:p>
-    <w:p>
-      <w:pPr>
-        <w:pStyle w:val="FirstParagraph"/>
-      </w:pPr>
-      <w:r>
-        <w:t xml:space="preserve">Also see my</w:t>
-      </w:r>
-      <w:r>
-        <w:t xml:space="preserve"> </w:t>
-      </w:r>
-      <w:hyperlink r:id="rId65">
-        <w:r>
-          <w:rPr>
-            <w:rStyle w:val="Hyperlink"/>
-          </w:rPr>
-          <w:t xml:space="preserve">Pluralsight</w:t>
-        </w:r>
-      </w:hyperlink>
-      <w:r>
-        <w:t xml:space="preserve"> </w:t>
-      </w:r>
-      <w:r>
-        <w:t xml:space="preserve">profile</w:t>
-      </w:r>
-    </w:p>
-    <w:bookmarkEnd w:id="66"/>
-    <w:bookmarkStart w:id="83" w:name="training-and-qualifications"/>
-    <w:p>
-      <w:pPr>
-        <w:pStyle w:val="Heading3"/>
-      </w:pPr>
-      <w:r>
         <w:t xml:space="preserve">Training and Qualifications</w:t>
       </w:r>
     </w:p>
-    <w:bookmarkStart w:id="73" w:name="cloud-and-infrastructure"/>
+    <w:bookmarkStart w:id="43" w:name="cloud-and-infrastructure"/>
     <w:p>
       <w:pPr>
         <w:pStyle w:val="Heading4"/>
@@ -2476,10 +2159,10 @@
         <w:pStyle w:val="Compact"/>
         <w:numPr>
           <w:ilvl w:val="0"/>
-          <w:numId w:val="1004"/>
+          <w:numId w:val="1015"/>
         </w:numPr>
       </w:pPr>
-      <w:hyperlink r:id="rId67">
+      <w:hyperlink r:id="rId37">
         <w:r>
           <w:rPr>
             <w:rStyle w:val="Hyperlink"/>
@@ -2496,10 +2179,10 @@
         <w:pStyle w:val="Compact"/>
         <w:numPr>
           <w:ilvl w:val="0"/>
-          <w:numId w:val="1004"/>
+          <w:numId w:val="1015"/>
         </w:numPr>
       </w:pPr>
-      <w:hyperlink r:id="rId68">
+      <w:hyperlink r:id="rId38">
         <w:r>
           <w:rPr>
             <w:rStyle w:val="Hyperlink"/>
@@ -2526,10 +2209,10 @@
         <w:pStyle w:val="Compact"/>
         <w:numPr>
           <w:ilvl w:val="0"/>
-          <w:numId w:val="1004"/>
+          <w:numId w:val="1015"/>
         </w:numPr>
       </w:pPr>
-      <w:hyperlink r:id="rId69">
+      <w:hyperlink r:id="rId39">
         <w:r>
           <w:rPr>
             <w:rStyle w:val="Hyperlink"/>
@@ -2546,10 +2229,10 @@
         <w:pStyle w:val="Compact"/>
         <w:numPr>
           <w:ilvl w:val="0"/>
-          <w:numId w:val="1004"/>
+          <w:numId w:val="1015"/>
         </w:numPr>
       </w:pPr>
-      <w:hyperlink r:id="rId70">
+      <w:hyperlink r:id="rId40">
         <w:r>
           <w:rPr>
             <w:rStyle w:val="Hyperlink"/>
@@ -2566,10 +2249,10 @@
         <w:pStyle w:val="Compact"/>
         <w:numPr>
           <w:ilvl w:val="0"/>
-          <w:numId w:val="1004"/>
+          <w:numId w:val="1015"/>
         </w:numPr>
       </w:pPr>
-      <w:hyperlink r:id="rId71">
+      <w:hyperlink r:id="rId41">
         <w:r>
           <w:rPr>
             <w:rStyle w:val="Hyperlink"/>
@@ -2586,10 +2269,10 @@
         <w:pStyle w:val="Compact"/>
         <w:numPr>
           <w:ilvl w:val="0"/>
-          <w:numId w:val="1004"/>
+          <w:numId w:val="1015"/>
         </w:numPr>
       </w:pPr>
-      <w:hyperlink r:id="rId72">
+      <w:hyperlink r:id="rId42">
         <w:r>
           <w:rPr>
             <w:rStyle w:val="Hyperlink"/>
@@ -2601,8 +2284,8 @@
         <w:t xml:space="preserve">, Sep 2017</w:t>
       </w:r>
     </w:p>
-    <w:bookmarkEnd w:id="73"/>
-    <w:bookmarkStart w:id="75" w:name="ai-and-data"/>
+    <w:bookmarkEnd w:id="43"/>
+    <w:bookmarkStart w:id="45" w:name="ai-and-data"/>
     <w:p>
       <w:pPr>
         <w:pStyle w:val="Heading4"/>
@@ -2616,10 +2299,10 @@
         <w:pStyle w:val="Compact"/>
         <w:numPr>
           <w:ilvl w:val="0"/>
-          <w:numId w:val="1005"/>
+          <w:numId w:val="1016"/>
         </w:numPr>
       </w:pPr>
-      <w:hyperlink r:id="rId74">
+      <w:hyperlink r:id="rId44">
         <w:r>
           <w:rPr>
             <w:rStyle w:val="Hyperlink"/>
@@ -2636,15 +2319,15 @@
         <w:pStyle w:val="Compact"/>
         <w:numPr>
           <w:ilvl w:val="0"/>
-          <w:numId w:val="1005"/>
+          <w:numId w:val="1016"/>
         </w:numPr>
       </w:pPr>
       <w:r>
         <w:t xml:space="preserve">Generative AI Bootcamp, October 2024</w:t>
       </w:r>
     </w:p>
-    <w:bookmarkEnd w:id="75"/>
-    <w:bookmarkStart w:id="78" w:name="leadership-and-agile-methodologies"/>
+    <w:bookmarkEnd w:id="45"/>
+    <w:bookmarkStart w:id="48" w:name="leadership-and-agile-methodologies"/>
     <w:p>
       <w:pPr>
         <w:pStyle w:val="Heading4"/>
@@ -2658,10 +2341,10 @@
         <w:pStyle w:val="Compact"/>
         <w:numPr>
           <w:ilvl w:val="0"/>
-          <w:numId w:val="1006"/>
+          <w:numId w:val="1017"/>
         </w:numPr>
       </w:pPr>
-      <w:hyperlink r:id="rId74">
+      <w:hyperlink r:id="rId44">
         <w:r>
           <w:rPr>
             <w:rStyle w:val="Hyperlink"/>
@@ -2678,7 +2361,7 @@
         <w:pStyle w:val="Compact"/>
         <w:numPr>
           <w:ilvl w:val="0"/>
-          <w:numId w:val="1006"/>
+          <w:numId w:val="1017"/>
         </w:numPr>
       </w:pPr>
       <w:r>
@@ -2687,7 +2370,7 @@
       <w:r>
         <w:t xml:space="preserve"> </w:t>
       </w:r>
-      <w:hyperlink r:id="rId76">
+      <w:hyperlink r:id="rId46">
         <w:r>
           <w:rPr>
             <w:rStyle w:val="Hyperlink"/>
@@ -2704,10 +2387,10 @@
         <w:pStyle w:val="Compact"/>
         <w:numPr>
           <w:ilvl w:val="0"/>
-          <w:numId w:val="1006"/>
+          <w:numId w:val="1017"/>
         </w:numPr>
       </w:pPr>
-      <w:hyperlink r:id="rId77">
+      <w:hyperlink r:id="rId47">
         <w:r>
           <w:rPr>
             <w:rStyle w:val="Hyperlink"/>
@@ -2724,10 +2407,10 @@
         <w:pStyle w:val="Compact"/>
         <w:numPr>
           <w:ilvl w:val="0"/>
-          <w:numId w:val="1006"/>
+          <w:numId w:val="1017"/>
         </w:numPr>
       </w:pPr>
-      <w:hyperlink r:id="rId74">
+      <w:hyperlink r:id="rId44">
         <w:r>
           <w:rPr>
             <w:rStyle w:val="Hyperlink"/>
@@ -2739,8 +2422,8 @@
         <w:t xml:space="preserve">, Nov 2021</w:t>
       </w:r>
     </w:p>
-    <w:bookmarkEnd w:id="78"/>
-    <w:bookmarkStart w:id="82" w:name="other"/>
+    <w:bookmarkEnd w:id="48"/>
+    <w:bookmarkStart w:id="52" w:name="other"/>
     <w:p>
       <w:pPr>
         <w:pStyle w:val="Heading4"/>
@@ -2754,10 +2437,10 @@
         <w:pStyle w:val="Compact"/>
         <w:numPr>
           <w:ilvl w:val="0"/>
-          <w:numId w:val="1007"/>
+          <w:numId w:val="1018"/>
         </w:numPr>
       </w:pPr>
-      <w:hyperlink r:id="rId79">
+      <w:hyperlink r:id="rId49">
         <w:r>
           <w:rPr>
             <w:rStyle w:val="Hyperlink"/>
@@ -2774,10 +2457,10 @@
         <w:pStyle w:val="Compact"/>
         <w:numPr>
           <w:ilvl w:val="0"/>
-          <w:numId w:val="1007"/>
+          <w:numId w:val="1018"/>
         </w:numPr>
       </w:pPr>
-      <w:hyperlink r:id="rId80">
+      <w:hyperlink r:id="rId50">
         <w:r>
           <w:rPr>
             <w:rStyle w:val="Hyperlink"/>
@@ -2794,10 +2477,10 @@
         <w:pStyle w:val="Compact"/>
         <w:numPr>
           <w:ilvl w:val="0"/>
-          <w:numId w:val="1007"/>
+          <w:numId w:val="1018"/>
         </w:numPr>
       </w:pPr>
-      <w:hyperlink r:id="rId81">
+      <w:hyperlink r:id="rId51">
         <w:r>
           <w:rPr>
             <w:rStyle w:val="Hyperlink"/>
@@ -2809,14 +2492,85 @@
         <w:t xml:space="preserve">, Mar 2003</w:t>
       </w:r>
     </w:p>
-    <w:bookmarkEnd w:id="82"/>
-    <w:bookmarkEnd w:id="83"/>
-    <w:bookmarkStart w:id="89" w:name="professional-profiles"/>
+    <w:bookmarkEnd w:id="52"/>
+    <w:bookmarkEnd w:id="53"/>
+    <w:bookmarkStart w:id="55" w:name="professional-recommendations"/>
     <w:p>
       <w:pPr>
         <w:pStyle w:val="Heading3"/>
       </w:pPr>
       <w:r>
+        <w:t xml:space="preserve">Professional Recommendations</w:t>
+      </w:r>
+    </w:p>
+    <w:p>
+      <w:pPr>
+        <w:pStyle w:val="FirstParagraph"/>
+      </w:pPr>
+      <w:r>
+        <w:t xml:space="preserve">“Shalom always stood out as the guy in the room with the initiative (backed by his skills) and solutions to our challenges. His deep expertise in Cloud Engineering, DevOps, and coding allowed him to implement scalable and maintainable solutions that empowered his colleagues to work more efficiently.”</w:t>
+      </w:r>
+      <w:r>
+        <w:br/>
+      </w:r>
+      <w:r>
+        <w:t xml:space="preserve">—</w:t>
+      </w:r>
+      <w:r>
+        <w:t xml:space="preserve"> </w:t>
+      </w:r>
+      <w:r>
+        <w:rPr>
+          <w:i/>
+          <w:iCs/>
+        </w:rPr>
+        <w:t xml:space="preserve">Andrei Banaru, CCSP | 6x AWS Certified | Splunk Core Certified Consultant</w:t>
+      </w:r>
+    </w:p>
+    <w:p>
+      <w:pPr>
+        <w:pStyle w:val="BodyText"/>
+      </w:pPr>
+      <w:r>
+        <w:t xml:space="preserve">“When it comes to managing Linux I have never met anyone more knowledgeable. I cannot recommend Shalom highly enough.”</w:t>
+      </w:r>
+      <w:r>
+        <w:br/>
+      </w:r>
+      <w:r>
+        <w:t xml:space="preserve">—</w:t>
+      </w:r>
+      <w:r>
+        <w:t xml:space="preserve"> </w:t>
+      </w:r>
+      <w:r>
+        <w:rPr>
+          <w:i/>
+          <w:iCs/>
+        </w:rPr>
+        <w:t xml:space="preserve">Ben Davies, Engineering &amp; Technology Leader | Platform Engineering</w:t>
+      </w:r>
+    </w:p>
+    <w:p>
+      <w:pPr>
+        <w:pStyle w:val="BodyText"/>
+      </w:pPr>
+      <w:hyperlink r:id="rId54">
+        <w:r>
+          <w:rPr>
+            <w:rStyle w:val="Hyperlink"/>
+          </w:rPr>
+          <w:t xml:space="preserve">View all recommendations on LinkedIn</w:t>
+        </w:r>
+      </w:hyperlink>
+    </w:p>
+    <w:bookmarkEnd w:id="55"/>
+    <w:bookmarkStart w:id="61" w:name="professional-profiles"/>
+    <w:p>
+      <w:pPr>
+        <w:pStyle w:val="Heading3"/>
+      </w:pPr>
+      <w:r>
         <w:t xml:space="preserve">Professional Profiles</w:t>
       </w:r>
     </w:p>
@@ -2824,7 +2578,7 @@
       <w:pPr>
         <w:pStyle w:val="FirstParagraph"/>
       </w:pPr>
-      <w:hyperlink r:id="rId20">
+      <w:hyperlink r:id="rId9">
         <w:r>
           <w:rPr>
             <w:rStyle w:val="Hyperlink"/>
@@ -2838,7 +2592,7 @@
       <w:r>
         <w:t xml:space="preserve"> </w:t>
       </w:r>
-      <w:hyperlink r:id="rId84">
+      <w:hyperlink r:id="rId56">
         <w:r>
           <w:rPr>
             <w:rStyle w:val="Hyperlink"/>
@@ -2852,7 +2606,7 @@
       <w:r>
         <w:t xml:space="preserve"> </w:t>
       </w:r>
-      <w:hyperlink r:id="rId85">
+      <w:hyperlink r:id="rId57">
         <w:r>
           <w:rPr>
             <w:rStyle w:val="Hyperlink"/>
@@ -2866,7 +2620,7 @@
       <w:r>
         <w:t xml:space="preserve"> </w:t>
       </w:r>
-      <w:hyperlink r:id="rId86">
+      <w:hyperlink r:id="rId58">
         <w:r>
           <w:rPr>
             <w:rStyle w:val="Hyperlink"/>
@@ -2880,7 +2634,7 @@
       <w:r>
         <w:t xml:space="preserve"> </w:t>
       </w:r>
-      <w:hyperlink r:id="rId87">
+      <w:hyperlink r:id="rId59">
         <w:r>
           <w:rPr>
             <w:rStyle w:val="Hyperlink"/>
@@ -2894,7 +2648,7 @@
       <w:r>
         <w:t xml:space="preserve"> </w:t>
       </w:r>
-      <w:hyperlink r:id="rId88">
+      <w:hyperlink r:id="rId60">
         <w:r>
           <w:rPr>
             <w:rStyle w:val="Hyperlink"/>
@@ -2903,8 +2657,8 @@
         </w:r>
       </w:hyperlink>
     </w:p>
-    <w:bookmarkEnd w:id="89"/>
-    <w:bookmarkStart w:id="91" w:name="hobbies-and-interests"/>
+    <w:bookmarkEnd w:id="61"/>
+    <w:bookmarkStart w:id="65" w:name="hobbies-and-interests"/>
     <w:p>
       <w:pPr>
         <w:pStyle w:val="Heading3"/>
@@ -2918,12 +2672,66 @@
         <w:pStyle w:val="FirstParagraph"/>
       </w:pPr>
       <w:r>
-        <w:t xml:space="preserve">Fatherhood ◦</w:t>
-      </w:r>
-      <w:r>
-        <w:t xml:space="preserve"> </w:t>
-      </w:r>
-      <w:hyperlink r:id="rId90">
+        <w:t xml:space="preserve">I write small command-line tools that nobody asked for (</w:t>
+      </w:r>
+      <w:hyperlink r:id="rId57">
+        <w:r>
+          <w:rPr>
+            <w:rStyle w:val="Hyperlink"/>
+          </w:rPr>
+          <w:t xml:space="preserve">github.com/shalomb</w:t>
+        </w:r>
+      </w:hyperlink>
+      <w:r>
+        <w:t xml:space="preserve">) and have a go at</w:t>
+      </w:r>
+      <w:r>
+        <w:t xml:space="preserve"> </w:t>
+      </w:r>
+      <w:hyperlink r:id="rId62">
+        <w:r>
+          <w:rPr>
+            <w:rStyle w:val="Hyperlink"/>
+          </w:rPr>
+          <w:t xml:space="preserve">Advent of Code</w:t>
+        </w:r>
+      </w:hyperlink>
+      <w:r>
+        <w:t xml:space="preserve">.</w:t>
+      </w:r>
+      <w:r>
+        <w:t xml:space="preserve"> </w:t>
+      </w:r>
+      <w:hyperlink r:id="rId63">
+        <w:r>
+          <w:rPr>
+            <w:rStyle w:val="Hyperlink"/>
+          </w:rPr>
+          <w:t xml:space="preserve">🔐</w:t>
+        </w:r>
+      </w:hyperlink>
+    </w:p>
+    <w:p>
+      <w:pPr>
+        <w:pStyle w:val="BodyText"/>
+      </w:pPr>
+      <w:r>
+        <w:rPr>
+          <w:b/>
+          <w:bCs/>
+        </w:rPr>
+        <w:t xml:space="preserve">Fatherhood</w:t>
+      </w:r>
+      <w:r>
+        <w:t xml:space="preserve"> </w:t>
+      </w:r>
+      <w:r>
+        <w:t xml:space="preserve">◦</w:t>
+      </w:r>
+      <w:r>
+        <w:t xml:space="preserve"> </w:t>
+      </w:r>
+      <w:hyperlink r:id="rId64">
         <w:r>
           <w:rPr>
             <w:rStyle w:val="Hyperlink"/>
@@ -2941,94 +2749,59 @@
         <w:t xml:space="preserve"> </w:t>
       </w:r>
       <w:r>
-        <w:t xml:space="preserve">Outdoors ◦</w:t>
-      </w:r>
-      <w:r>
-        <w:t xml:space="preserve"> </w:t>
-      </w:r>
-      <w:r>
-        <w:t xml:space="preserve">Reading ◦</w:t>
-      </w:r>
-      <w:r>
-        <w:t xml:space="preserve"> </w:t>
-      </w:r>
-      <w:r>
+        <w:rPr>
+          <w:b/>
+          <w:bCs/>
+        </w:rPr>
+        <w:t xml:space="preserve">Outdoors</w:t>
+      </w:r>
+      <w:r>
+        <w:t xml:space="preserve"> </w:t>
+      </w:r>
+      <w:r>
+        <w:t xml:space="preserve">◦</w:t>
+      </w:r>
+      <w:r>
+        <w:t xml:space="preserve"> </w:t>
+      </w:r>
+      <w:r>
+        <w:rPr>
+          <w:b/>
+          <w:bCs/>
+        </w:rPr>
+        <w:t xml:space="preserve">Reading</w:t>
+      </w:r>
+      <w:r>
+        <w:t xml:space="preserve"> </w:t>
+      </w:r>
+      <w:r>
+        <w:t xml:space="preserve">◦</w:t>
+      </w:r>
+      <w:r>
+        <w:t xml:space="preserve"> </w:t>
+      </w:r>
+      <w:r>
+        <w:rPr>
+          <w:b/>
+          <w:bCs/>
+        </w:rPr>
         <w:t xml:space="preserve">Guitars, Music</w:t>
       </w:r>
     </w:p>
-    <w:bookmarkEnd w:id="91"/>
-    <w:bookmarkStart w:id="92" w:name="personal-details"/>
-    <w:p>
-      <w:pPr>
-        <w:pStyle w:val="Heading3"/>
-      </w:pPr>
-      <w:r>
-        <w:t xml:space="preserve">Personal Details</w:t>
-      </w:r>
-    </w:p>
-    <w:p>
-      <w:pPr>
-        <w:pStyle w:val="DefinitionTerm"/>
-      </w:pPr>
-      <w:r>
-        <w:t xml:space="preserve">Telephone</w:t>
-      </w:r>
-    </w:p>
-    <w:p>
-      <w:pPr>
-        <w:pStyle w:val="Definition"/>
-      </w:pPr>
-      <w:r>
-        <w:t xml:space="preserve">+421 948 140 290</w:t>
-      </w:r>
-    </w:p>
-    <w:p>
-      <w:pPr>
-        <w:pStyle w:val="DefinitionTerm"/>
-      </w:pPr>
-      <w:r>
-        <w:t xml:space="preserve">Email</w:t>
-      </w:r>
-    </w:p>
-    <w:p>
-      <w:pPr>
-        <w:pStyle w:val="Definition"/>
-      </w:pPr>
-      <w:hyperlink r:id="rId21">
-        <w:r>
-          <w:rPr>
-            <w:rStyle w:val="Hyperlink"/>
-          </w:rPr>
-          <w:t xml:space="preserve">s.bhooshi@gmail.com</w:t>
-        </w:r>
-      </w:hyperlink>
-    </w:p>
-    <w:p>
-      <w:pPr>
-        <w:pStyle w:val="DefinitionTerm"/>
-      </w:pPr>
-      <w:r>
-        <w:t xml:space="preserve">Nationality</w:t>
-      </w:r>
-    </w:p>
-    <w:p>
-      <w:pPr>
-        <w:pStyle w:val="Definition"/>
-      </w:pPr>
-      <w:r>
-        <w:t xml:space="preserve">British</w:t>
-      </w:r>
-    </w:p>
-    <w:p>
-      <w:pPr>
-        <w:pStyle w:val="FirstParagraph"/>
+    <w:p>
+      <w:pPr>
+        <w:pStyle w:val="BodyText"/>
       </w:pPr>
       <w:r>
         <w:t xml:space="preserve">Fork me on GitHub</w:t>
       </w:r>
     </w:p>
-    <w:bookmarkEnd w:id="92"/>
-    <w:sectPr/>
+    <w:bookmarkEnd w:id="65"/>
+    <w:sectPr>
+      <w:footnotePr>
+        <w:numRestart w:val="eachSect"/>
+      </w:footnotePr>
+    </w:sectPr>
   </w:body>
 </w:document>
 </file>
@@ -3066,7 +2839,7 @@
       <w:lvlText w:val=" "/>
       <w:lvlJc w:val="left"/>
       <w:pPr>
-        <w:ind w:left="720" w:hanging="480"/>
+        <w:ind w:left="720" w:hanging="360"/>
       </w:pPr>
     </w:lvl>
     <w:lvl w:ilvl="1">
@@ -3074,7 +2847,7 @@
       <w:lvlText w:val=" "/>
       <w:lvlJc w:val="left"/>
       <w:pPr>
-        <w:ind w:left="1440" w:hanging="480"/>
+        <w:ind w:left="1440" w:hanging="360"/>
       </w:pPr>
     </w:lvl>
     <w:lvl w:ilvl="2">
@@ -3082,7 +2855,7 @@
       <w:lvlText w:val=" "/>
       <w:lvlJc w:val="left"/>
       <w:pPr>
-        <w:ind w:left="2160" w:hanging="480"/>
+        <w:ind w:left="2160" w:hanging="360"/>
       </w:pPr>
     </w:lvl>
     <w:lvl w:ilvl="3">
@@ -3090,7 +2863,7 @@
       <w:lvlText w:val=" "/>
       <w:lvlJc w:val="left"/>
       <w:pPr>
-        <w:ind w:left="2880" w:hanging="480"/>
+        <w:ind w:left="2880" w:hanging="360"/>
       </w:pPr>
     </w:lvl>
     <w:lvl w:ilvl="4">
@@ -3098,7 +2871,7 @@
       <w:lvlText w:val=" "/>
       <w:lvlJc w:val="left"/>
       <w:pPr>
-        <w:ind w:left="3600" w:hanging="480"/>
+        <w:ind w:left="3600" w:hanging="360"/>
       </w:pPr>
     </w:lvl>
     <w:lvl w:ilvl="5">
@@ -3106,7 +2879,7 @@
       <w:lvlText w:val=" "/>
       <w:lvlJc w:val="left"/>
       <w:pPr>
-        <w:ind w:left="4320" w:hanging="480"/>
+        <w:ind w:left="4320" w:hanging="360"/>
       </w:pPr>
     </w:lvl>
     <w:lvl w:ilvl="6">
@@ -3114,7 +2887,7 @@
       <w:lvlText w:val=" "/>
       <w:lvlJc w:val="left"/>
       <w:pPr>
-        <w:ind w:left="5040" w:hanging="480"/>
+        <w:ind w:left="5040" w:hanging="360"/>
       </w:pPr>
     </w:lvl>
     <w:lvl w:ilvl="7">
@@ -3122,7 +2895,7 @@
       <w:lvlText w:val=" "/>
       <w:lvlJc w:val="left"/>
       <w:pPr>
-        <w:ind w:left="5760" w:hanging="480"/>
+        <w:ind w:left="5760" w:hanging="360"/>
       </w:pPr>
     </w:lvl>
     <w:lvl w:ilvl="8">
@@ -3130,7 +2903,7 @@
       <w:lvlText w:val=" "/>
       <w:lvlJc w:val="left"/>
       <w:pPr>
-        <w:ind w:left="6480" w:hanging="480"/>
+        <w:ind w:left="6480" w:hanging="360"/>
       </w:pPr>
     </w:lvl>
   </w:abstractNum>
@@ -3139,75 +2912,102 @@
     <w:multiLevelType w:val="multilevel"/>
     <w:lvl w:ilvl="0">
       <w:numFmt w:val="bullet"/>
-      <w:lvlText w:val="•"/>
+      <w:lvlText w:val=""/>
       <w:lvlJc w:val="left"/>
       <w:pPr>
-        <w:ind w:left="720" w:hanging="480"/>
-      </w:pPr>
+        <w:ind w:left="720" w:hanging="360"/>
+      </w:pPr>
+      <w:rPr>
+        <w:rFonts w:ascii="Symbol" w:hAnsi="Symbol" w:cs="Symbol" w:hint="default"/>
+      </w:rPr>
     </w:lvl>
     <w:lvl w:ilvl="1">
       <w:numFmt w:val="bullet"/>
-      <w:lvlText w:val="–"/>
+      <w:lvlText w:val="o"/>
       <w:lvlJc w:val="left"/>
       <w:pPr>
-        <w:ind w:left="1440" w:hanging="480"/>
-      </w:pPr>
+        <w:ind w:left="1440" w:hanging="360"/>
+      </w:pPr>
+      <w:rPr>
+        <w:rFonts w:ascii="Courier New" w:hAnsi="Courier New" w:cs="Courier New" w:hint="default"/>
+      </w:rPr>
     </w:lvl>
     <w:lvl w:ilvl="2">
       <w:numFmt w:val="bullet"/>
-      <w:lvlText w:val="•"/>
+      <w:lvlText w:val=""/>
       <w:lvlJc w:val="left"/>
       <w:pPr>
-        <w:ind w:left="2160" w:hanging="480"/>
-      </w:pPr>
+        <w:ind w:left="2160" w:hanging="360"/>
+      </w:pPr>
+      <w:rPr>
+        <w:rFonts w:ascii="Wingdings" w:hAnsi="Wingdings" w:cs="Wingdings" w:hint="default"/>
+      </w:rPr>
     </w:lvl>
     <w:lvl w:ilvl="3">
       <w:numFmt w:val="bullet"/>
-      <w:lvlText w:val="–"/>
+      <w:lvlText w:val=""/>
       <w:lvlJc w:val="left"/>
       <w:pPr>
-        <w:ind w:left="2880" w:hanging="480"/>
-      </w:pPr>
+        <w:ind w:left="2880" w:hanging="360"/>
+      </w:pPr>
+      <w:rPr>
+        <w:rFonts w:ascii="Symbol" w:hAnsi="Symbol" w:cs="Symbol" w:hint="default"/>
+      </w:rPr>
     </w:lvl>
     <w:lvl w:ilvl="4">
       <w:numFmt w:val="bullet"/>
-      <w:lvlText w:val="•"/>
+      <w:lvlText w:val="o"/>
       <w:lvlJc w:val="left"/>
       <w:pPr>
-        <w:ind w:left="3600" w:hanging="480"/>
-      </w:pPr>
+        <w:ind w:left="3600" w:hanging="360"/>
+      </w:pPr>
+      <w:rPr>
+        <w:rFonts w:ascii="Courier New" w:hAnsi="Courier New" w:cs="Courier New" w:hint="default"/>
+      </w:rPr>
     </w:lvl>
     <w:lvl w:ilvl="5">
       <w:numFmt w:val="bullet"/>
-      <w:lvlText w:val="–"/>
+      <w:lvlText w:val=""/>
       <w:lvlJc w:val="left"/>
       <w:pPr>
-        <w:ind w:left="4320" w:hanging="480"/>
-      </w:pPr>
+        <w:ind w:left="4320" w:hanging="360"/>
+      </w:pPr>
+      <w:rPr>
+        <w:rFonts w:ascii="Wingdings" w:hAnsi="Wingdings" w:cs="Wingdings" w:hint="default"/>
+      </w:rPr>
     </w:lvl>
     <w:lvl w:ilvl="6">
       <w:numFmt w:val="bullet"/>
-      <w:lvlText w:val="•"/>
+      <w:lvlText w:val=""/>
       <w:lvlJc w:val="left"/>
       <w:pPr>
-        <w:ind w:left="5040" w:hanging="480"/>
-      </w:pPr>
+        <w:ind w:left="5040" w:hanging="360"/>
+      </w:pPr>
+      <w:rPr>
+        <w:rFonts w:ascii="Symbol" w:hAnsi="Symbol" w:cs="Symbol" w:hint="default"/>
+      </w:rPr>
     </w:lvl>
     <w:lvl w:ilvl="7">
       <w:numFmt w:val="bullet"/>
-      <w:lvlText w:val="–"/>
+      <w:lvlText w:val="o"/>
       <w:lvlJc w:val="left"/>
       <w:pPr>
-        <w:ind w:left="5760" w:hanging="480"/>
-      </w:pPr>
+        <w:ind w:left="5760" w:hanging="360"/>
+      </w:pPr>
+      <w:rPr>
+        <w:rFonts w:ascii="Courier New" w:hAnsi="Courier New" w:cs="Courier New" w:hint="default"/>
+      </w:rPr>
     </w:lvl>
     <w:lvl w:ilvl="8">
       <w:numFmt w:val="bullet"/>
-      <w:lvlText w:val="•"/>
+      <w:lvlText w:val=""/>
       <w:lvlJc w:val="left"/>
       <w:pPr>
-        <w:ind w:left="6480" w:hanging="480"/>
-      </w:pPr>
+        <w:ind w:left="6480" w:hanging="360"/>
+      </w:pPr>
+      <w:rPr>
+        <w:rFonts w:ascii="Wingdings" w:hAnsi="Wingdings" w:cs="Wingdings" w:hint="default"/>
+      </w:rPr>
     </w:lvl>
   </w:abstractNum>
   <w:num w:numId="1000">
@@ -3234,6 +3034,39 @@
   <w:num w:numId="1007">
     <w:abstractNumId w:val="991"/>
   </w:num>
+  <w:num w:numId="1008">
+    <w:abstractNumId w:val="991"/>
+  </w:num>
+  <w:num w:numId="1009">
+    <w:abstractNumId w:val="991"/>
+  </w:num>
+  <w:num w:numId="1010">
+    <w:abstractNumId w:val="991"/>
+  </w:num>
+  <w:num w:numId="1011">
+    <w:abstractNumId w:val="991"/>
+  </w:num>
+  <w:num w:numId="1012">
+    <w:abstractNumId w:val="991"/>
+  </w:num>
+  <w:num w:numId="1013">
+    <w:abstractNumId w:val="991"/>
+  </w:num>
+  <w:num w:numId="1014">
+    <w:abstractNumId w:val="991"/>
+  </w:num>
+  <w:num w:numId="1015">
+    <w:abstractNumId w:val="991"/>
+  </w:num>
+  <w:num w:numId="1016">
+    <w:abstractNumId w:val="991"/>
+  </w:num>
+  <w:num w:numId="1017">
+    <w:abstractNumId w:val="991"/>
+  </w:num>
+  <w:num w:numId="1018">
+    <w:abstractNumId w:val="991"/>
+  </w:num>
 </w:numbering>
 </file>
 
@@ -3242,10 +3075,10 @@
   <w:docDefaults>
     <w:rPrDefault>
       <w:rPr>
-        <w:rFonts w:asciiTheme="minorHAnsi" w:cstheme="minorBidi" w:eastAsiaTheme="minorHAnsi" w:hAnsiTheme="minorHAnsi"/>
+        <w:rFonts w:asciiTheme="minorHAnsi" w:cstheme="minorBidi" w:eastAsiaTheme="minorEastAsia" w:hAnsiTheme="minorHAnsi"/>
         <w:sz w:val="24"/>
         <w:szCs w:val="24"/>
-        <w:lang w:bidi="ar-SA" w:eastAsia="en-US" w:val="en-US"/>
+        <w:lang w:bidi="ar-SA" w:eastAsia="zh-CN" w:val="en-US"/>
       </w:rPr>
     </w:rPrDefault>
     <w:pPrDefault>
@@ -3286,57 +3119,94 @@
     <w:name w:val="Title"/>
     <w:basedOn w:val="Normal"/>
     <w:next w:val="BodyText"/>
+    <w:link w:val="TitleChar"/>
+    <w:uiPriority w:val="10"/>
     <w:qFormat/>
+    <w:rsid w:val="00A10FD9"/>
     <w:pPr>
-      <w:keepNext/>
-      <w:keepLines/>
-      <w:spacing w:after="240" w:before="480"/>
+      <w:spacing w:after="80" w:line="240" w:lineRule="auto"/>
+      <w:contextualSpacing/>
       <w:jc w:val="center"/>
     </w:pPr>
     <w:rPr>
       <w:rFonts w:asciiTheme="majorHAnsi" w:cstheme="majorBidi" w:eastAsiaTheme="majorEastAsia" w:hAnsiTheme="majorHAnsi"/>
-      <w:b/>
-      <w:bCs/>
-      <w:color w:themeColor="accent1" w:themeShade="B5" w:val="345A8A"/>
-      <w:sz w:val="36"/>
-      <w:szCs w:val="36"/>
+      <w:sz w:val="56"/>
+      <w:szCs w:val="56"/>
+    </w:rPr>
+  </w:style>
+  <w:style w:customStyle="1" w:styleId="TitleChar" w:type="character">
+    <w:name w:val="Title Char"/>
+    <w:basedOn w:val="DefaultParagraphFont"/>
+    <w:link w:val="Title"/>
+    <w:uiPriority w:val="10"/>
+    <w:rsid w:val="00A10FD9"/>
+    <w:rPr>
+      <w:rFonts w:asciiTheme="majorHAnsi" w:cstheme="majorBidi" w:eastAsiaTheme="majorEastAsia" w:hAnsiTheme="majorHAnsi"/>
+      <w:sz w:val="56"/>
+      <w:szCs w:val="56"/>
     </w:rPr>
   </w:style>
   <w:style w:styleId="Subtitle" w:type="paragraph">
     <w:name w:val="Subtitle"/>
+    <w:basedOn w:val="Title"/>
+    <w:next w:val="BodyText"/>
+    <w:link w:val="SubtitleChar"/>
+    <w:uiPriority w:val="11"/>
+    <w:qFormat/>
+    <w:rsid w:val="00A10FD9"/>
+    <w:pPr>
+      <w:numPr>
+        <w:ilvl w:val="1"/>
+      </w:numPr>
+    </w:pPr>
+    <w:rPr>
+      <w:rFonts w:cstheme="majorBidi" w:eastAsiaTheme="majorEastAsia"/>
+      <w:spacing w:val="15"/>
+      <w:sz w:val="28"/>
+      <w:szCs w:val="28"/>
+    </w:rPr>
+  </w:style>
+  <w:style w:customStyle="1" w:styleId="SubtitleChar" w:type="character">
+    <w:name w:val="Subtitle Char"/>
+    <w:basedOn w:val="DefaultParagraphFont"/>
+    <w:link w:val="Subtitle"/>
+    <w:uiPriority w:val="11"/>
+    <w:rsid w:val="00A10FD9"/>
+    <w:rPr>
+      <w:rFonts w:cstheme="majorBidi" w:eastAsiaTheme="majorEastAsia"/>
+      <w:color w:themeColor="text1" w:themeTint="A6" w:val="595959"/>
+      <w:spacing w:val="15"/>
+      <w:sz w:val="28"/>
+      <w:szCs w:val="28"/>
+    </w:rPr>
+  </w:style>
+  <w:style w:customStyle="1" w:styleId="Author" w:type="paragraph">
+    <w:name w:val="Author"/>
     <w:basedOn w:val="Title"/>
     <w:next w:val="BodyText"/>
     <w:qFormat/>
     <w:pPr>
       <w:keepNext/>
       <w:keepLines/>
-      <w:spacing w:after="240" w:before="240"/>
-      <w:jc w:val="center"/>
     </w:pPr>
     <w:rPr>
-      <w:sz w:val="30"/>
-      <w:szCs w:val="30"/>
-    </w:rPr>
-  </w:style>
-  <w:style w:customStyle="1" w:styleId="Author" w:type="paragraph">
-    <w:name w:val="Author"/>
+      <w:sz w:val="24"/>
+      <w:szCs w:val="24"/>
+    </w:rPr>
+  </w:style>
+  <w:style w:styleId="Date" w:type="paragraph">
+    <w:name w:val="Date"/>
+    <w:basedOn w:val="Title"/>
     <w:next w:val="BodyText"/>
     <w:qFormat/>
     <w:pPr>
       <w:keepNext/>
       <w:keepLines/>
-      <w:jc w:val="center"/>
     </w:pPr>
-  </w:style>
-  <w:style w:styleId="Date" w:type="paragraph">
-    <w:name w:val="Date"/>
-    <w:next w:val="BodyText"/>
-    <w:qFormat/>
-    <w:pPr>
-      <w:keepNext/>
-      <w:keepLines/>
-      <w:jc w:val="center"/>
-    </w:pPr>
+    <w:rPr>
+      <w:sz w:val="24"/>
+      <w:szCs w:val="24"/>
+    </w:rPr>
   </w:style>
   <w:style w:customStyle="1" w:styleId="AbstractTitle" w:type="paragraph">
     <w:name w:val="Abstract Title"/>
@@ -3351,7 +3221,6 @@
     </w:pPr>
     <w:rPr>
       <w:b/>
-      <w:color w:val="345A8A"/>
       <w:sz w:val="20"/>
       <w:szCs w:val="20"/>
     </w:rPr>
@@ -3380,191 +3249,321 @@
     <w:rPr/>
   </w:style>
   <w:style w:styleId="Heading1" w:type="paragraph">
-    <w:name w:val="Heading 1"/>
+    <w:name w:val="heading 1"/>
     <w:basedOn w:val="Normal"/>
     <w:next w:val="BodyText"/>
+    <w:link w:val="Heading1Char"/>
     <w:uiPriority w:val="9"/>
     <w:qFormat/>
+    <w:rsid w:val="00A10FD9"/>
     <w:pPr>
       <w:keepNext/>
       <w:keepLines/>
-      <w:spacing w:after="0" w:before="480"/>
+      <w:spacing w:after="80" w:before="360"/>
       <w:outlineLvl w:val="0"/>
     </w:pPr>
     <w:rPr>
       <w:rFonts w:asciiTheme="majorHAnsi" w:cstheme="majorBidi" w:eastAsiaTheme="majorEastAsia" w:hAnsiTheme="majorHAnsi"/>
-      <w:b/>
-      <w:bCs/>
-      <w:color w:themeColor="accent1" w:val="4F81BD"/>
-      <w:sz w:val="32"/>
-      <w:szCs w:val="32"/>
+      <w:color w:themeColor="accent1" w:themeShade="BF" w:val="0F4761"/>
+      <w:sz w:val="40"/>
+      <w:szCs w:val="40"/>
     </w:rPr>
   </w:style>
   <w:style w:styleId="Heading2" w:type="paragraph">
-    <w:name w:val="Heading 2"/>
+    <w:name w:val="heading 2"/>
     <w:basedOn w:val="Normal"/>
     <w:next w:val="BodyText"/>
+    <w:link w:val="Heading2Char"/>
     <w:uiPriority w:val="9"/>
+    <w:semiHidden/>
     <w:unhideWhenUsed/>
     <w:qFormat/>
+    <w:rsid w:val="00A10FD9"/>
     <w:pPr>
       <w:keepNext/>
       <w:keepLines/>
-      <w:spacing w:after="0" w:before="200"/>
+      <w:spacing w:after="80" w:before="160"/>
       <w:outlineLvl w:val="1"/>
     </w:pPr>
     <w:rPr>
       <w:rFonts w:asciiTheme="majorHAnsi" w:cstheme="majorBidi" w:eastAsiaTheme="majorEastAsia" w:hAnsiTheme="majorHAnsi"/>
-      <w:b/>
-      <w:bCs/>
-      <w:color w:themeColor="accent1" w:val="4F81BD"/>
-      <w:sz w:val="28"/>
-      <w:szCs w:val="28"/>
+      <w:color w:themeColor="accent1" w:themeShade="BF" w:val="0F4761"/>
+      <w:sz w:val="32"/>
+      <w:szCs w:val="32"/>
     </w:rPr>
   </w:style>
   <w:style w:styleId="Heading3" w:type="paragraph">
-    <w:name w:val="Heading 3"/>
+    <w:name w:val="heading 3"/>
     <w:basedOn w:val="Normal"/>
     <w:next w:val="BodyText"/>
+    <w:link w:val="Heading3Char"/>
     <w:uiPriority w:val="9"/>
+    <w:semiHidden/>
     <w:unhideWhenUsed/>
     <w:qFormat/>
+    <w:rsid w:val="00A10FD9"/>
     <w:pPr>
       <w:keepNext/>
       <w:keepLines/>
-      <w:spacing w:after="0" w:before="200"/>
+      <w:spacing w:after="80" w:before="160"/>
       <w:outlineLvl w:val="2"/>
     </w:pPr>
     <w:rPr>
-      <w:rFonts w:asciiTheme="majorHAnsi" w:cstheme="majorBidi" w:eastAsiaTheme="majorEastAsia" w:hAnsiTheme="majorHAnsi"/>
-      <w:b/>
-      <w:bCs/>
-      <w:color w:themeColor="accent1" w:val="4F81BD"/>
-      <w:sz w:val="24"/>
-      <w:szCs w:val="24"/>
+      <w:rFonts w:cstheme="majorBidi" w:eastAsiaTheme="majorEastAsia"/>
+      <w:color w:themeColor="accent1" w:themeShade="BF" w:val="0F4761"/>
+      <w:sz w:val="28"/>
+      <w:szCs w:val="28"/>
     </w:rPr>
   </w:style>
   <w:style w:styleId="Heading4" w:type="paragraph">
-    <w:name w:val="Heading 4"/>
+    <w:name w:val="heading 4"/>
     <w:basedOn w:val="Normal"/>
     <w:next w:val="BodyText"/>
+    <w:link w:val="Heading4Char"/>
     <w:uiPriority w:val="9"/>
+    <w:semiHidden/>
     <w:unhideWhenUsed/>
     <w:qFormat/>
+    <w:rsid w:val="00A10FD9"/>
     <w:pPr>
       <w:keepNext/>
       <w:keepLines/>
-      <w:spacing w:after="0" w:before="200"/>
+      <w:spacing w:after="40" w:before="80"/>
       <w:outlineLvl w:val="3"/>
     </w:pPr>
     <w:rPr>
-      <w:rFonts w:asciiTheme="majorHAnsi" w:cstheme="majorBidi" w:eastAsiaTheme="majorEastAsia" w:hAnsiTheme="majorHAnsi"/>
-      <w:bCs/>
+      <w:rFonts w:cstheme="majorBidi" w:eastAsiaTheme="majorEastAsia"/>
       <w:i/>
-      <w:color w:themeColor="accent1" w:val="4F81BD"/>
-      <w:sz w:val="24"/>
-      <w:szCs w:val="24"/>
+      <w:iCs/>
+      <w:color w:themeColor="accent1" w:themeShade="BF" w:val="0F4761"/>
     </w:rPr>
   </w:style>
   <w:style w:styleId="Heading5" w:type="paragraph">
-    <w:name w:val="Heading 5"/>
+    <w:name w:val="heading 5"/>
     <w:basedOn w:val="Normal"/>
     <w:next w:val="BodyText"/>
+    <w:link w:val="Heading5Char"/>
     <w:uiPriority w:val="9"/>
+    <w:semiHidden/>
     <w:unhideWhenUsed/>
     <w:qFormat/>
+    <w:rsid w:val="00A10FD9"/>
     <w:pPr>
       <w:keepNext/>
       <w:keepLines/>
-      <w:spacing w:after="0" w:before="200"/>
+      <w:spacing w:after="40" w:before="80"/>
       <w:outlineLvl w:val="4"/>
     </w:pPr>
     <w:rPr>
-      <w:rFonts w:asciiTheme="majorHAnsi" w:cstheme="majorBidi" w:eastAsiaTheme="majorEastAsia" w:hAnsiTheme="majorHAnsi"/>
-      <w:iCs/>
-      <w:color w:themeColor="accent1" w:val="4F81BD"/>
-      <w:sz w:val="24"/>
-      <w:szCs w:val="24"/>
+      <w:rFonts w:cstheme="majorBidi" w:eastAsiaTheme="majorEastAsia"/>
+      <w:color w:themeColor="accent1" w:themeShade="BF" w:val="0F4761"/>
     </w:rPr>
   </w:style>
   <w:style w:styleId="Heading6" w:type="paragraph">
-    <w:name w:val="Heading 6"/>
+    <w:name w:val="heading 6"/>
     <w:basedOn w:val="Normal"/>
     <w:next w:val="BodyText"/>
+    <w:link w:val="Heading6Char"/>
     <w:uiPriority w:val="9"/>
+    <w:semiHidden/>
     <w:unhideWhenUsed/>
     <w:qFormat/>
+    <w:rsid w:val="00A10FD9"/>
     <w:pPr>
       <w:keepNext/>
       <w:keepLines/>
-      <w:spacing w:after="0" w:before="200"/>
+      <w:spacing w:after="0" w:before="40"/>
       <w:outlineLvl w:val="5"/>
     </w:pPr>
     <w:rPr>
-      <w:rFonts w:asciiTheme="majorHAnsi" w:cstheme="majorBidi" w:eastAsiaTheme="majorEastAsia" w:hAnsiTheme="majorHAnsi"/>
-      <w:color w:themeColor="accent1" w:val="4F81BD"/>
-      <w:sz w:val="24"/>
-      <w:szCs w:val="24"/>
+      <w:rFonts w:cstheme="majorBidi" w:eastAsiaTheme="majorEastAsia"/>
+      <w:i/>
+      <w:iCs/>
+      <w:color w:themeColor="text1" w:themeTint="A6" w:val="595959"/>
     </w:rPr>
   </w:style>
   <w:style w:styleId="Heading7" w:type="paragraph">
-    <w:name w:val="Heading 7"/>
+    <w:name w:val="heading 7"/>
     <w:basedOn w:val="Normal"/>
     <w:next w:val="BodyText"/>
+    <w:link w:val="Heading7Char"/>
     <w:uiPriority w:val="9"/>
+    <w:semiHidden/>
     <w:unhideWhenUsed/>
     <w:qFormat/>
+    <w:rsid w:val="00A10FD9"/>
     <w:pPr>
       <w:keepNext/>
       <w:keepLines/>
-      <w:spacing w:after="0" w:before="200"/>
+      <w:spacing w:after="0" w:before="40"/>
       <w:outlineLvl w:val="6"/>
     </w:pPr>
     <w:rPr>
-      <w:rFonts w:asciiTheme="majorHAnsi" w:cstheme="majorBidi" w:eastAsiaTheme="majorEastAsia" w:hAnsiTheme="majorHAnsi"/>
-      <w:color w:themeColor="accent1" w:val="4F81BD"/>
-      <w:sz w:val="24"/>
-      <w:szCs w:val="24"/>
+      <w:rFonts w:cstheme="majorBidi" w:eastAsiaTheme="majorEastAsia"/>
+      <w:color w:themeColor="text1" w:themeTint="A6" w:val="595959"/>
     </w:rPr>
   </w:style>
   <w:style w:styleId="Heading8" w:type="paragraph">
-    <w:name w:val="Heading 8"/>
+    <w:name w:val="heading 8"/>
     <w:basedOn w:val="Normal"/>
     <w:next w:val="BodyText"/>
+    <w:link w:val="Heading8Char"/>
     <w:uiPriority w:val="9"/>
+    <w:semiHidden/>
     <w:unhideWhenUsed/>
     <w:qFormat/>
+    <w:rsid w:val="00A10FD9"/>
     <w:pPr>
       <w:keepNext/>
       <w:keepLines/>
-      <w:spacing w:after="0" w:before="200"/>
+      <w:spacing w:after="0"/>
       <w:outlineLvl w:val="7"/>
     </w:pPr>
     <w:rPr>
-      <w:rFonts w:asciiTheme="majorHAnsi" w:cstheme="majorBidi" w:eastAsiaTheme="majorEastAsia" w:hAnsiTheme="majorHAnsi"/>
-      <w:color w:themeColor="accent1" w:val="4F81BD"/>
-      <w:sz w:val="24"/>
-      <w:szCs w:val="24"/>
+      <w:rFonts w:cstheme="majorBidi" w:eastAsiaTheme="majorEastAsia"/>
+      <w:i/>
+      <w:iCs/>
+      <w:color w:themeColor="text1" w:themeTint="D8" w:val="272727"/>
     </w:rPr>
   </w:style>
   <w:style w:styleId="Heading9" w:type="paragraph">
-    <w:name w:val="Heading 9"/>
+    <w:name w:val="heading 9"/>
     <w:basedOn w:val="Normal"/>
     <w:next w:val="BodyText"/>
+    <w:link w:val="Heading9Char"/>
     <w:uiPriority w:val="9"/>
+    <w:semiHidden/>
     <w:unhideWhenUsed/>
     <w:qFormat/>
+    <w:rsid w:val="00A10FD9"/>
     <w:pPr>
       <w:keepNext/>
       <w:keepLines/>
-      <w:spacing w:after="0" w:before="200"/>
+      <w:spacing w:after="0"/>
       <w:outlineLvl w:val="8"/>
     </w:pPr>
     <w:rPr>
+      <w:rFonts w:cstheme="majorBidi" w:eastAsiaTheme="majorEastAsia"/>
+      <w:color w:themeColor="text1" w:themeTint="D8" w:val="272727"/>
+    </w:rPr>
+  </w:style>
+  <w:style w:customStyle="1" w:styleId="Heading1Char" w:type="character">
+    <w:name w:val="Heading 1 Char"/>
+    <w:basedOn w:val="DefaultParagraphFont"/>
+    <w:link w:val="Heading1"/>
+    <w:uiPriority w:val="9"/>
+    <w:rsid w:val="00A10FD9"/>
+    <w:rPr>
       <w:rFonts w:asciiTheme="majorHAnsi" w:cstheme="majorBidi" w:eastAsiaTheme="majorEastAsia" w:hAnsiTheme="majorHAnsi"/>
-      <w:color w:themeColor="accent1" w:val="4F81BD"/>
-      <w:sz w:val="24"/>
-      <w:szCs w:val="24"/>
+      <w:color w:themeColor="accent1" w:themeShade="BF" w:val="0F4761"/>
+      <w:sz w:val="40"/>
+      <w:szCs w:val="40"/>
+    </w:rPr>
+  </w:style>
+  <w:style w:customStyle="1" w:styleId="Heading2Char" w:type="character">
+    <w:name w:val="Heading 2 Char"/>
+    <w:basedOn w:val="DefaultParagraphFont"/>
+    <w:link w:val="Heading2"/>
+    <w:uiPriority w:val="9"/>
+    <w:semiHidden/>
+    <w:rsid w:val="00A10FD9"/>
+    <w:rPr>
+      <w:rFonts w:asciiTheme="majorHAnsi" w:cstheme="majorBidi" w:eastAsiaTheme="majorEastAsia" w:hAnsiTheme="majorHAnsi"/>
+      <w:color w:themeColor="accent1" w:themeShade="BF" w:val="0F4761"/>
+      <w:sz w:val="32"/>
+      <w:szCs w:val="32"/>
+    </w:rPr>
+  </w:style>
+  <w:style w:customStyle="1" w:styleId="Heading3Char" w:type="character">
+    <w:name w:val="Heading 3 Char"/>
+    <w:basedOn w:val="DefaultParagraphFont"/>
+    <w:link w:val="Heading3"/>
+    <w:uiPriority w:val="9"/>
+    <w:semiHidden/>
+    <w:rsid w:val="00A10FD9"/>
+    <w:rPr>
+      <w:rFonts w:cstheme="majorBidi" w:eastAsiaTheme="majorEastAsia"/>
+      <w:color w:themeColor="accent1" w:themeShade="BF" w:val="0F4761"/>
+      <w:sz w:val="28"/>
+      <w:szCs w:val="28"/>
+    </w:rPr>
+  </w:style>
+  <w:style w:customStyle="1" w:styleId="Heading4Char" w:type="character">
+    <w:name w:val="Heading 4 Char"/>
+    <w:basedOn w:val="DefaultParagraphFont"/>
+    <w:link w:val="Heading4"/>
+    <w:uiPriority w:val="9"/>
+    <w:semiHidden/>
+    <w:rsid w:val="00A10FD9"/>
+    <w:rPr>
+      <w:rFonts w:cstheme="majorBidi" w:eastAsiaTheme="majorEastAsia"/>
+      <w:i/>
+      <w:iCs/>
+      <w:color w:themeColor="accent1" w:themeShade="BF" w:val="0F4761"/>
+    </w:rPr>
+  </w:style>
+  <w:style w:customStyle="1" w:styleId="Heading5Char" w:type="character">
+    <w:name w:val="Heading 5 Char"/>
+    <w:basedOn w:val="DefaultParagraphFont"/>
+    <w:link w:val="Heading5"/>
+    <w:uiPriority w:val="9"/>
+    <w:semiHidden/>
+    <w:rsid w:val="00A10FD9"/>
+    <w:rPr>
+      <w:rFonts w:cstheme="majorBidi" w:eastAsiaTheme="majorEastAsia"/>
+      <w:color w:themeColor="accent1" w:themeShade="BF" w:val="0F4761"/>
+    </w:rPr>
+  </w:style>
+  <w:style w:customStyle="1" w:styleId="Heading6Char" w:type="character">
+    <w:name w:val="Heading 6 Char"/>
+    <w:basedOn w:val="DefaultParagraphFont"/>
+    <w:link w:val="Heading6"/>
+    <w:uiPriority w:val="9"/>
+    <w:semiHidden/>
+    <w:rsid w:val="00A10FD9"/>
+    <w:rPr>
+      <w:rFonts w:cstheme="majorBidi" w:eastAsiaTheme="majorEastAsia"/>
+      <w:i/>
+      <w:iCs/>
+      <w:color w:themeColor="text1" w:themeTint="A6" w:val="595959"/>
+    </w:rPr>
+  </w:style>
+  <w:style w:customStyle="1" w:styleId="Heading7Char" w:type="character">
+    <w:name w:val="Heading 7 Char"/>
+    <w:basedOn w:val="DefaultParagraphFont"/>
+    <w:link w:val="Heading7"/>
+    <w:uiPriority w:val="9"/>
+    <w:semiHidden/>
+    <w:rsid w:val="00A10FD9"/>
+    <w:rPr>
+      <w:rFonts w:cstheme="majorBidi" w:eastAsiaTheme="majorEastAsia"/>
+      <w:color w:themeColor="text1" w:themeTint="A6" w:val="595959"/>
+    </w:rPr>
+  </w:style>
+  <w:style w:customStyle="1" w:styleId="Heading8Char" w:type="character">
+    <w:name w:val="Heading 8 Char"/>
+    <w:basedOn w:val="DefaultParagraphFont"/>
+    <w:link w:val="Heading8"/>
+    <w:uiPriority w:val="9"/>
+    <w:semiHidden/>
+    <w:rsid w:val="00A10FD9"/>
+    <w:rPr>
+      <w:rFonts w:cstheme="majorBidi" w:eastAsiaTheme="majorEastAsia"/>
+      <w:i/>
+      <w:iCs/>
+      <w:color w:themeColor="text1" w:themeTint="D8" w:val="272727"/>
+    </w:rPr>
+  </w:style>
+  <w:style w:customStyle="1" w:styleId="Heading9Char" w:type="character">
+    <w:name w:val="Heading 9 Char"/>
+    <w:basedOn w:val="DefaultParagraphFont"/>
+    <w:link w:val="Heading9"/>
+    <w:uiPriority w:val="9"/>
+    <w:semiHidden/>
+    <w:rsid w:val="00A10FD9"/>
+    <w:rPr>
+      <w:rFonts w:cstheme="majorBidi" w:eastAsiaTheme="majorEastAsia"/>
+      <w:color w:themeColor="text1" w:themeTint="D8" w:val="272727"/>
     </w:rPr>
   </w:style>
   <w:style w:styleId="BlockText" w:type="paragraph">
@@ -3589,8 +3588,8 @@
   </w:style>
   <w:style w:styleId="FootnoteBlockText" w:type="paragraph">
     <w:name w:val="Footnote Block Text"/>
-    <w:basedOn w:val="Footnote Text"/>
-    <w:next w:val="Footnote Text"/>
+    <w:basedOn w:val="FootnoteText"/>
+    <w:next w:val="FootnoteText"/>
     <w:uiPriority w:val="9"/>
     <w:unhideWhenUsed/>
     <w:qFormat/>
@@ -3620,13 +3619,6 @@
       </w:tblCellMar>
     </w:tblPr>
     <w:tblStylePr w:type="firstRow">
-      <w:tblPr>
-        <w:jc w:val="left"/>
-        <w:tblInd w:type="dxa" w:w="0"/>
-      </w:tblPr>
-      <w:trPr>
-        <w:jc w:val="left"/>
-      </w:trPr>
       <w:tcPr>
         <w:tcBorders>
           <w:bottom w:val="single"/>
@@ -3982,44 +3974,44 @@
         <a:sysClr val="window" lastClr="FFFFFF"/>
       </a:lt1>
       <a:dk2>
-        <a:srgbClr val="1F497D"/>
+        <a:srgbClr val="0E2841"/>
       </a:dk2>
       <a:lt2>
-        <a:srgbClr val="EEECE1"/>
+        <a:srgbClr val="E8E8E8"/>
       </a:lt2>
       <a:accent1>
-        <a:srgbClr val="4F81BD"/>
+        <a:srgbClr val="156082"/>
       </a:accent1>
       <a:accent2>
-        <a:srgbClr val="C0504D"/>
+        <a:srgbClr val="E97132"/>
       </a:accent2>
       <a:accent3>
-        <a:srgbClr val="9BBB59"/>
+        <a:srgbClr val="196B24"/>
       </a:accent3>
       <a:accent4>
-        <a:srgbClr val="8064A2"/>
+        <a:srgbClr val="0F9ED5"/>
       </a:accent4>
       <a:accent5>
-        <a:srgbClr val="4BACC6"/>
+        <a:srgbClr val="A02B93"/>
       </a:accent5>
       <a:accent6>
-        <a:srgbClr val="F79646"/>
+        <a:srgbClr val="4EA72E"/>
       </a:accent6>
       <a:hlink>
-        <a:srgbClr val="0000FF"/>
+        <a:srgbClr val="467886"/>
       </a:hlink>
       <a:folHlink>
-        <a:srgbClr val="800080"/>
+        <a:srgbClr val="96607D"/>
       </a:folHlink>
     </a:clrScheme>
     <a:fontScheme name="Office">
       <a:majorFont>
-        <a:latin typeface="Calibri"/>
+        <a:latin typeface="Aptos Display" panose="02110004020202020204"/>
         <a:ea typeface=""/>
         <a:cs typeface=""/>
-        <a:font script="Jpan" typeface="ＭＳ ゴシック"/>
+        <a:font script="Jpan" typeface="游ゴシック Light"/>
         <a:font script="Hang" typeface="맑은 고딕"/>
-        <a:font script="Hans" typeface="宋体"/>
+        <a:font script="Hans" typeface="等线 Light"/>
         <a:font script="Hant" typeface="新細明體"/>
         <a:font script="Arab" typeface="Times New Roman"/>
         <a:font script="Hebr" typeface="Times New Roman"/>
@@ -4046,14 +4038,32 @@
         <a:font script="Mong" typeface="Mongolian Baiti"/>
         <a:font script="Viet" typeface="Times New Roman"/>
         <a:font script="Uigh" typeface="Microsoft Uighur"/>
+        <a:font script="Geor" typeface="Sylfaen"/>
+        <a:font script="Armn" typeface="Arial"/>
+        <a:font script="Bugi" typeface="Leelawadee UI"/>
+        <a:font script="Bopo" typeface="Microsoft JhengHei"/>
+        <a:font script="Java" typeface="Javanese Text"/>
+        <a:font script="Lisu" typeface="Segoe UI"/>
+        <a:font script="Mymr" typeface="Myanmar Text"/>
+        <a:font script="Nkoo" typeface="Ebrima"/>
+        <a:font script="Olck" typeface="Nirmala UI"/>
+        <a:font script="Osma" typeface="Ebrima"/>
+        <a:font script="Phag" typeface="Phagspa"/>
+        <a:font script="Syrn" typeface="Estrangelo Edessa"/>
+        <a:font script="Syrj" typeface="Estrangelo Edessa"/>
+        <a:font script="Syre" typeface="Estrangelo Edessa"/>
+        <a:font script="Sora" typeface="Nirmala UI"/>
+        <a:font script="Tale" typeface="Microsoft Tai Le"/>
+        <a:font script="Talu" typeface="Microsoft New Tai Lue"/>
+        <a:font script="Tfng" typeface="Ebrima"/>
       </a:majorFont>
       <a:minorFont>
-        <a:latin typeface="Cambria"/>
+        <a:latin typeface="Aptos" panose="02110004020202020204"/>
         <a:ea typeface=""/>
         <a:cs typeface=""/>
-        <a:font script="Jpan" typeface="ＭＳ 明朝"/>
+        <a:font script="Jpan" typeface="游明朝"/>
         <a:font script="Hang" typeface="맑은 고딕"/>
-        <a:font script="Hans" typeface="宋体"/>
+        <a:font script="Hans" typeface="等线"/>
         <a:font script="Hant" typeface="新細明體"/>
         <a:font script="Arab" typeface="Arial"/>
         <a:font script="Hebr" typeface="Arial"/>
@@ -4080,6 +4090,24 @@
         <a:font script="Mong" typeface="Mongolian Baiti"/>
         <a:font script="Viet" typeface="Arial"/>
         <a:font script="Uigh" typeface="Microsoft Uighur"/>
+        <a:font script="Geor" typeface="Sylfaen"/>
+        <a:font script="Armn" typeface="Arial"/>
+        <a:font script="Bugi" typeface="Leelawadee UI"/>
+        <a:font script="Bopo" typeface="Microsoft JhengHei"/>
+        <a:font script="Java" typeface="Javanese Text"/>
+        <a:font script="Lisu" typeface="Segoe UI"/>
+        <a:font script="Mymr" typeface="Myanmar Text"/>
+        <a:font script="Nkoo" typeface="Ebrima"/>
+        <a:font script="Olck" typeface="Nirmala UI"/>
+        <a:font script="Osma" typeface="Ebrima"/>
+        <a:font script="Phag" typeface="Phagspa"/>
+        <a:font script="Syrn" typeface="Estrangelo Edessa"/>
+        <a:font script="Syrj" typeface="Estrangelo Edessa"/>
+        <a:font script="Syre" typeface="Estrangelo Edessa"/>
+        <a:font script="Sora" typeface="Nirmala UI"/>
+        <a:font script="Tale" typeface="Microsoft Tai Le"/>
+        <a:font script="Talu" typeface="Microsoft New Tai Lue"/>
+        <a:font script="Tfng" typeface="Ebrima"/>
       </a:minorFont>
     </a:fontScheme>
     <a:fmtScheme name="Office">
@@ -4091,200 +4119,141 @@
           <a:gsLst>
             <a:gs pos="0">
               <a:schemeClr val="phClr">
-                <a:tint val="50000"/>
-                <a:satMod val="300000"/>
+                <a:lumMod val="110000"/>
+                <a:satMod val="105000"/>
+                <a:tint val="67000"/>
               </a:schemeClr>
             </a:gs>
-            <a:gs pos="35000">
+            <a:gs pos="50000">
               <a:schemeClr val="phClr">
-                <a:tint val="37000"/>
-                <a:satMod val="300000"/>
+                <a:lumMod val="105000"/>
+                <a:satMod val="103000"/>
+                <a:tint val="73000"/>
               </a:schemeClr>
             </a:gs>
             <a:gs pos="100000">
               <a:schemeClr val="phClr">
-                <a:tint val="15000"/>
-                <a:satMod val="350000"/>
+                <a:lumMod val="105000"/>
+                <a:satMod val="109000"/>
+                <a:tint val="81000"/>
               </a:schemeClr>
             </a:gs>
           </a:gsLst>
-          <a:lin ang="16200000" scaled="1"/>
+          <a:lin ang="5400000" scaled="0"/>
         </a:gradFill>
         <a:gradFill rotWithShape="1">
           <a:gsLst>
             <a:gs pos="0">
               <a:schemeClr val="phClr">
-                <a:tint val="100000"/>
+                <a:satMod val="103000"/>
+                <a:lumMod val="102000"/>
+                <a:tint val="94000"/>
+              </a:schemeClr>
+            </a:gs>
+            <a:gs pos="50000">
+              <a:schemeClr val="phClr">
+                <a:satMod val="110000"/>
+                <a:lumMod val="100000"/>
                 <a:shade val="100000"/>
-                <a:satMod val="130000"/>
               </a:schemeClr>
             </a:gs>
             <a:gs pos="100000">
               <a:schemeClr val="phClr">
-                <a:tint val="50000"/>
-                <a:shade val="100000"/>
-                <a:satMod val="350000"/>
+                <a:lumMod val="99000"/>
+                <a:satMod val="120000"/>
+                <a:shade val="78000"/>
               </a:schemeClr>
             </a:gs>
           </a:gsLst>
-          <a:lin ang="16200000" scaled="0"/>
+          <a:lin ang="5400000" scaled="0"/>
         </a:gradFill>
       </a:fillStyleLst>
       <a:lnStyleLst>
-        <a:ln w="9525" cap="flat" cmpd="sng" algn="ctr">
-          <a:solidFill>
-            <a:schemeClr val="phClr">
-              <a:shade val="95000"/>
-              <a:satMod val="105000"/>
-            </a:schemeClr>
-          </a:solidFill>
-          <a:prstDash val="solid"/>
-        </a:ln>
-        <a:ln w="25400" cap="flat" cmpd="sng" algn="ctr">
+        <a:ln w="6350" cap="flat" cmpd="sng" algn="ctr">
           <a:solidFill>
             <a:schemeClr val="phClr"/>
           </a:solidFill>
           <a:prstDash val="solid"/>
+          <a:miter lim="800000"/>
         </a:ln>
-        <a:ln w="38100" cap="flat" cmpd="sng" algn="ctr">
+        <a:ln w="12700" cap="flat" cmpd="sng" algn="ctr">
           <a:solidFill>
             <a:schemeClr val="phClr"/>
           </a:solidFill>
           <a:prstDash val="solid"/>
+          <a:miter lim="800000"/>
+        </a:ln>
+        <a:ln w="19050" cap="flat" cmpd="sng" algn="ctr">
+          <a:solidFill>
+            <a:schemeClr val="phClr"/>
+          </a:solidFill>
+          <a:prstDash val="solid"/>
+          <a:miter lim="800000"/>
         </a:ln>
       </a:lnStyleLst>
       <a:effectStyleLst>
         <a:effectStyle>
+          <a:effectLst/>
+        </a:effectStyle>
+        <a:effectStyle>
+          <a:effectLst/>
+        </a:effectStyle>
+        <a:effectStyle>
           <a:effectLst>
-            <a:outerShdw blurRad="40000" dist="20000" dir="5400000" rotWithShape="0">
+            <a:outerShdw blurRad="57150" dist="19050" dir="5400000" algn="ctr" rotWithShape="0">
               <a:srgbClr val="000000">
-                <a:alpha val="38000"/>
+                <a:alpha val="63000"/>
               </a:srgbClr>
             </a:outerShdw>
           </a:effectLst>
-        </a:effectStyle>
-        <a:effectStyle>
-          <a:effectLst>
-            <a:outerShdw blurRad="40000" dist="23000" dir="5400000" rotWithShape="0">
-              <a:srgbClr val="000000">
-                <a:alpha val="35000"/>
-              </a:srgbClr>
-            </a:outerShdw>
-          </a:effectLst>
-        </a:effectStyle>
-        <a:effectStyle>
-          <a:effectLst>
-            <a:outerShdw blurRad="40000" dist="23000" dir="5400000" rotWithShape="0">
-              <a:srgbClr val="000000">
-                <a:alpha val="35000"/>
-              </a:srgbClr>
-            </a:outerShdw>
-          </a:effectLst>
-          <a:scene3d>
-            <a:camera prst="orthographicFront">
-              <a:rot lat="0" lon="0" rev="0"/>
-            </a:camera>
-            <a:lightRig rig="threePt" dir="t">
-              <a:rot lat="0" lon="0" rev="1200000"/>
-            </a:lightRig>
-          </a:scene3d>
-          <a:sp3d>
-            <a:bevelT w="63500" h="25400"/>
-          </a:sp3d>
         </a:effectStyle>
       </a:effectStyleLst>
       <a:bgFillStyleLst>
         <a:solidFill>
           <a:schemeClr val="phClr"/>
         </a:solidFill>
+        <a:solidFill>
+          <a:schemeClr val="phClr">
+            <a:tint val="95000"/>
+            <a:satMod val="170000"/>
+          </a:schemeClr>
+        </a:solidFill>
         <a:gradFill rotWithShape="1">
           <a:gsLst>
             <a:gs pos="0">
               <a:schemeClr val="phClr">
-                <a:tint val="40000"/>
-                <a:satMod val="350000"/>
+                <a:tint val="93000"/>
+                <a:satMod val="150000"/>
+                <a:shade val="98000"/>
+                <a:lumMod val="102000"/>
               </a:schemeClr>
             </a:gs>
-            <a:gs pos="40000">
+            <a:gs pos="50000">
               <a:schemeClr val="phClr">
-                <a:tint val="45000"/>
-                <a:shade val="99000"/>
-                <a:satMod val="350000"/>
+                <a:tint val="98000"/>
+                <a:satMod val="130000"/>
+                <a:shade val="90000"/>
+                <a:lumMod val="103000"/>
               </a:schemeClr>
             </a:gs>
             <a:gs pos="100000">
               <a:schemeClr val="phClr">
-                <a:shade val="20000"/>
-                <a:satMod val="255000"/>
+                <a:shade val="63000"/>
+                <a:satMod val="120000"/>
               </a:schemeClr>
             </a:gs>
           </a:gsLst>
-          <a:path path="circle">
-            <a:fillToRect l="50000" t="-80000" r="50000" b="180000"/>
-          </a:path>
-        </a:gradFill>
-        <a:gradFill rotWithShape="1">
-          <a:gsLst>
-            <a:gs pos="0">
-              <a:schemeClr val="phClr">
-                <a:tint val="80000"/>
-                <a:satMod val="300000"/>
-              </a:schemeClr>
-            </a:gs>
-            <a:gs pos="100000">
-              <a:schemeClr val="phClr">
-                <a:shade val="30000"/>
-                <a:satMod val="200000"/>
-              </a:schemeClr>
-            </a:gs>
-          </a:gsLst>
-          <a:path path="circle">
-            <a:fillToRect l="50000" t="50000" r="50000" b="50000"/>
-          </a:path>
+          <a:lin ang="5400000" scaled="0"/>
         </a:gradFill>
       </a:bgFillStyleLst>
     </a:fmtScheme>
   </a:themeElements>
-  <a:objectDefaults>
-    <a:spDef>
-      <a:spPr/>
-      <a:bodyPr/>
-      <a:lstStyle/>
-      <a:style>
-        <a:lnRef idx="1">
-          <a:schemeClr val="accent1"/>
-        </a:lnRef>
-        <a:fillRef idx="3">
-          <a:schemeClr val="accent1"/>
-        </a:fillRef>
-        <a:effectRef idx="2">
-          <a:schemeClr val="accent1"/>
-        </a:effectRef>
-        <a:fontRef idx="minor">
-          <a:schemeClr val="lt1"/>
-        </a:fontRef>
-      </a:style>
-    </a:spDef>
-    <a:lnDef>
-      <a:spPr/>
-      <a:bodyPr/>
-      <a:lstStyle/>
-      <a:style>
-        <a:lnRef idx="2">
-          <a:schemeClr val="accent1"/>
-        </a:lnRef>
-        <a:fillRef idx="0">
-          <a:schemeClr val="accent1"/>
-        </a:fillRef>
-        <a:effectRef idx="1">
-          <a:schemeClr val="accent1"/>
-        </a:effectRef>
-        <a:fontRef idx="minor">
-          <a:schemeClr val="tx1"/>
-        </a:fontRef>
-      </a:style>
-    </a:lnDef>
-  </a:objectDefaults>
+  <a:objectDefaults/>
   <a:extraClrSchemeLst/>
+  <a:extLst>
+    <a:ext uri="{05A4C25C-085E-4340-85A3-A5531E510DB2}">
+      <thm15:themeFamily xmlns:thm15="http://schemas.microsoft.com/office/thememl/2012/main" name="Office Theme" id="{2E142A2C-CD16-42D6-873A-C26D2A0506FA}" vid="{1BDDFF52-6CD6-40A5-AB3C-68EB2F1E4D0A}"/>
+    </a:ext>
+  </a:extLst>
 </a:theme>
 </file>